--- a/TitanOS_Capability_Overview.docx
+++ b/TitanOS_Capability_Overview.docx
@@ -2860,28 +2860,28 @@
               <w:bottom w:val="single" w:color="D8CDB8" w:sz="4"/>
               <w:right w:val="single" w:color="D8CDB8" w:sz="4"/>
             </w:tcBorders>
-            <w:shd w:fill="FBF3E3" w:val="clear"/>
-            <w:tcMar>
-              <w:top w:type="dxa" w:w="70"/>
-              <w:left w:type="dxa" w:w="110"/>
-              <w:bottom w:type="dxa" w:w="70"/>
-              <w:right w:type="dxa" w:w="110"/>
-            </w:tcMar>
-          </w:tcPr>
-          <w:p>
-            <w:pPr>
-              <w:jc w:val="center"/>
-            </w:pPr>
-            <w:r>
-              <w:rPr>
-                <w:rFonts w:ascii="Calibri" w:cs="Calibri" w:eastAsia="Calibri" w:hAnsi="Calibri"/>
-                <w:b/>
-                <w:bCs/>
-                <w:color w:val="7A5A19"/>
-                <w:sz w:val="16"/>
-                <w:szCs w:val="16"/>
-              </w:rPr>
-              <w:t xml:space="preserve">DEMO</w:t>
+            <w:shd w:fill="E2F2E8" w:val="clear"/>
+            <w:tcMar>
+              <w:top w:type="dxa" w:w="70"/>
+              <w:left w:type="dxa" w:w="110"/>
+              <w:bottom w:type="dxa" w:w="70"/>
+              <w:right w:type="dxa" w:w="110"/>
+            </w:tcMar>
+          </w:tcPr>
+          <w:p>
+            <w:pPr>
+              <w:jc w:val="center"/>
+            </w:pPr>
+            <w:r>
+              <w:rPr>
+                <w:rFonts w:ascii="Calibri" w:cs="Calibri" w:eastAsia="Calibri" w:hAnsi="Calibri"/>
+                <w:b/>
+                <w:bCs/>
+                <w:color w:val="115C33"/>
+                <w:sz w:val="16"/>
+                <w:szCs w:val="16"/>
+              </w:rPr>
+              <w:t xml:space="preserve">LIVE</w:t>
             </w:r>
           </w:p>
         </w:tc>
@@ -2924,28 +2924,28 @@
               <w:bottom w:val="single" w:color="D8CDB8" w:sz="4"/>
               <w:right w:val="single" w:color="D8CDB8" w:sz="4"/>
             </w:tcBorders>
-            <w:shd w:fill="FBF3E3" w:val="clear"/>
-            <w:tcMar>
-              <w:top w:type="dxa" w:w="70"/>
-              <w:left w:type="dxa" w:w="110"/>
-              <w:bottom w:type="dxa" w:w="70"/>
-              <w:right w:type="dxa" w:w="110"/>
-            </w:tcMar>
-          </w:tcPr>
-          <w:p>
-            <w:pPr>
-              <w:jc w:val="center"/>
-            </w:pPr>
-            <w:r>
-              <w:rPr>
-                <w:rFonts w:ascii="Calibri" w:cs="Calibri" w:eastAsia="Calibri" w:hAnsi="Calibri"/>
-                <w:b/>
-                <w:bCs/>
-                <w:color w:val="7A5A19"/>
-                <w:sz w:val="16"/>
-                <w:szCs w:val="16"/>
-              </w:rPr>
-              <w:t xml:space="preserve">DEMO</w:t>
+            <w:shd w:fill="E2F2E8" w:val="clear"/>
+            <w:tcMar>
+              <w:top w:type="dxa" w:w="70"/>
+              <w:left w:type="dxa" w:w="110"/>
+              <w:bottom w:type="dxa" w:w="70"/>
+              <w:right w:type="dxa" w:w="110"/>
+            </w:tcMar>
+          </w:tcPr>
+          <w:p>
+            <w:pPr>
+              <w:jc w:val="center"/>
+            </w:pPr>
+            <w:r>
+              <w:rPr>
+                <w:rFonts w:ascii="Calibri" w:cs="Calibri" w:eastAsia="Calibri" w:hAnsi="Calibri"/>
+                <w:b/>
+                <w:bCs/>
+                <w:color w:val="115C33"/>
+                <w:sz w:val="16"/>
+                <w:szCs w:val="16"/>
+              </w:rPr>
+              <w:t xml:space="preserve">LIVE</w:t>
             </w:r>
           </w:p>
         </w:tc>
@@ -2988,28 +2988,28 @@
               <w:bottom w:val="single" w:color="D8CDB8" w:sz="4"/>
               <w:right w:val="single" w:color="D8CDB8" w:sz="4"/>
             </w:tcBorders>
-            <w:shd w:fill="FBF3E3" w:val="clear"/>
-            <w:tcMar>
-              <w:top w:type="dxa" w:w="70"/>
-              <w:left w:type="dxa" w:w="110"/>
-              <w:bottom w:type="dxa" w:w="70"/>
-              <w:right w:type="dxa" w:w="110"/>
-            </w:tcMar>
-          </w:tcPr>
-          <w:p>
-            <w:pPr>
-              <w:jc w:val="center"/>
-            </w:pPr>
-            <w:r>
-              <w:rPr>
-                <w:rFonts w:ascii="Calibri" w:cs="Calibri" w:eastAsia="Calibri" w:hAnsi="Calibri"/>
-                <w:b/>
-                <w:bCs/>
-                <w:color w:val="7A5A19"/>
-                <w:sz w:val="16"/>
-                <w:szCs w:val="16"/>
-              </w:rPr>
-              <w:t xml:space="preserve">DEMO</w:t>
+            <w:shd w:fill="E2F2E8" w:val="clear"/>
+            <w:tcMar>
+              <w:top w:type="dxa" w:w="70"/>
+              <w:left w:type="dxa" w:w="110"/>
+              <w:bottom w:type="dxa" w:w="70"/>
+              <w:right w:type="dxa" w:w="110"/>
+            </w:tcMar>
+          </w:tcPr>
+          <w:p>
+            <w:pPr>
+              <w:jc w:val="center"/>
+            </w:pPr>
+            <w:r>
+              <w:rPr>
+                <w:rFonts w:ascii="Calibri" w:cs="Calibri" w:eastAsia="Calibri" w:hAnsi="Calibri"/>
+                <w:b/>
+                <w:bCs/>
+                <w:color w:val="115C33"/>
+                <w:sz w:val="16"/>
+                <w:szCs w:val="16"/>
+              </w:rPr>
+              <w:t xml:space="preserve">LIVE</w:t>
             </w:r>
           </w:p>
         </w:tc>
@@ -3052,28 +3052,28 @@
               <w:bottom w:val="single" w:color="D8CDB8" w:sz="4"/>
               <w:right w:val="single" w:color="D8CDB8" w:sz="4"/>
             </w:tcBorders>
-            <w:shd w:fill="FBF3E3" w:val="clear"/>
-            <w:tcMar>
-              <w:top w:type="dxa" w:w="70"/>
-              <w:left w:type="dxa" w:w="110"/>
-              <w:bottom w:type="dxa" w:w="70"/>
-              <w:right w:type="dxa" w:w="110"/>
-            </w:tcMar>
-          </w:tcPr>
-          <w:p>
-            <w:pPr>
-              <w:jc w:val="center"/>
-            </w:pPr>
-            <w:r>
-              <w:rPr>
-                <w:rFonts w:ascii="Calibri" w:cs="Calibri" w:eastAsia="Calibri" w:hAnsi="Calibri"/>
-                <w:b/>
-                <w:bCs/>
-                <w:color w:val="7A5A19"/>
-                <w:sz w:val="16"/>
-                <w:szCs w:val="16"/>
-              </w:rPr>
-              <w:t xml:space="preserve">DEMO</w:t>
+            <w:shd w:fill="E2F2E8" w:val="clear"/>
+            <w:tcMar>
+              <w:top w:type="dxa" w:w="70"/>
+              <w:left w:type="dxa" w:w="110"/>
+              <w:bottom w:type="dxa" w:w="70"/>
+              <w:right w:type="dxa" w:w="110"/>
+            </w:tcMar>
+          </w:tcPr>
+          <w:p>
+            <w:pPr>
+              <w:jc w:val="center"/>
+            </w:pPr>
+            <w:r>
+              <w:rPr>
+                <w:rFonts w:ascii="Calibri" w:cs="Calibri" w:eastAsia="Calibri" w:hAnsi="Calibri"/>
+                <w:b/>
+                <w:bCs/>
+                <w:color w:val="115C33"/>
+                <w:sz w:val="16"/>
+                <w:szCs w:val="16"/>
+              </w:rPr>
+              <w:t xml:space="preserve">LIVE</w:t>
             </w:r>
           </w:p>
         </w:tc>
@@ -3116,28 +3116,28 @@
               <w:bottom w:val="single" w:color="D8CDB8" w:sz="4"/>
               <w:right w:val="single" w:color="D8CDB8" w:sz="4"/>
             </w:tcBorders>
-            <w:shd w:fill="FBF3E3" w:val="clear"/>
-            <w:tcMar>
-              <w:top w:type="dxa" w:w="70"/>
-              <w:left w:type="dxa" w:w="110"/>
-              <w:bottom w:type="dxa" w:w="70"/>
-              <w:right w:type="dxa" w:w="110"/>
-            </w:tcMar>
-          </w:tcPr>
-          <w:p>
-            <w:pPr>
-              <w:jc w:val="center"/>
-            </w:pPr>
-            <w:r>
-              <w:rPr>
-                <w:rFonts w:ascii="Calibri" w:cs="Calibri" w:eastAsia="Calibri" w:hAnsi="Calibri"/>
-                <w:b/>
-                <w:bCs/>
-                <w:color w:val="7A5A19"/>
-                <w:sz w:val="16"/>
-                <w:szCs w:val="16"/>
-              </w:rPr>
-              <w:t xml:space="preserve">DEMO</w:t>
+            <w:shd w:fill="E2F2E8" w:val="clear"/>
+            <w:tcMar>
+              <w:top w:type="dxa" w:w="70"/>
+              <w:left w:type="dxa" w:w="110"/>
+              <w:bottom w:type="dxa" w:w="70"/>
+              <w:right w:type="dxa" w:w="110"/>
+            </w:tcMar>
+          </w:tcPr>
+          <w:p>
+            <w:pPr>
+              <w:jc w:val="center"/>
+            </w:pPr>
+            <w:r>
+              <w:rPr>
+                <w:rFonts w:ascii="Calibri" w:cs="Calibri" w:eastAsia="Calibri" w:hAnsi="Calibri"/>
+                <w:b/>
+                <w:bCs/>
+                <w:color w:val="115C33"/>
+                <w:sz w:val="16"/>
+                <w:szCs w:val="16"/>
+              </w:rPr>
+              <w:t xml:space="preserve">LIVE</w:t>
             </w:r>
           </w:p>
         </w:tc>
@@ -3180,28 +3180,28 @@
               <w:bottom w:val="single" w:color="D8CDB8" w:sz="4"/>
               <w:right w:val="single" w:color="D8CDB8" w:sz="4"/>
             </w:tcBorders>
-            <w:shd w:fill="FBF3E3" w:val="clear"/>
-            <w:tcMar>
-              <w:top w:type="dxa" w:w="70"/>
-              <w:left w:type="dxa" w:w="110"/>
-              <w:bottom w:type="dxa" w:w="70"/>
-              <w:right w:type="dxa" w:w="110"/>
-            </w:tcMar>
-          </w:tcPr>
-          <w:p>
-            <w:pPr>
-              <w:jc w:val="center"/>
-            </w:pPr>
-            <w:r>
-              <w:rPr>
-                <w:rFonts w:ascii="Calibri" w:cs="Calibri" w:eastAsia="Calibri" w:hAnsi="Calibri"/>
-                <w:b/>
-                <w:bCs/>
-                <w:color w:val="7A5A19"/>
-                <w:sz w:val="16"/>
-                <w:szCs w:val="16"/>
-              </w:rPr>
-              <w:t xml:space="preserve">DEMO</w:t>
+            <w:shd w:fill="E2F2E8" w:val="clear"/>
+            <w:tcMar>
+              <w:top w:type="dxa" w:w="70"/>
+              <w:left w:type="dxa" w:w="110"/>
+              <w:bottom w:type="dxa" w:w="70"/>
+              <w:right w:type="dxa" w:w="110"/>
+            </w:tcMar>
+          </w:tcPr>
+          <w:p>
+            <w:pPr>
+              <w:jc w:val="center"/>
+            </w:pPr>
+            <w:r>
+              <w:rPr>
+                <w:rFonts w:ascii="Calibri" w:cs="Calibri" w:eastAsia="Calibri" w:hAnsi="Calibri"/>
+                <w:b/>
+                <w:bCs/>
+                <w:color w:val="115C33"/>
+                <w:sz w:val="16"/>
+                <w:szCs w:val="16"/>
+              </w:rPr>
+              <w:t xml:space="preserve">LIVE</w:t>
             </w:r>
           </w:p>
         </w:tc>
@@ -3244,28 +3244,28 @@
               <w:bottom w:val="single" w:color="D8CDB8" w:sz="4"/>
               <w:right w:val="single" w:color="D8CDB8" w:sz="4"/>
             </w:tcBorders>
-            <w:shd w:fill="FBF3E3" w:val="clear"/>
-            <w:tcMar>
-              <w:top w:type="dxa" w:w="70"/>
-              <w:left w:type="dxa" w:w="110"/>
-              <w:bottom w:type="dxa" w:w="70"/>
-              <w:right w:type="dxa" w:w="110"/>
-            </w:tcMar>
-          </w:tcPr>
-          <w:p>
-            <w:pPr>
-              <w:jc w:val="center"/>
-            </w:pPr>
-            <w:r>
-              <w:rPr>
-                <w:rFonts w:ascii="Calibri" w:cs="Calibri" w:eastAsia="Calibri" w:hAnsi="Calibri"/>
-                <w:b/>
-                <w:bCs/>
-                <w:color w:val="7A5A19"/>
-                <w:sz w:val="16"/>
-                <w:szCs w:val="16"/>
-              </w:rPr>
-              <w:t xml:space="preserve">DEMO</w:t>
+            <w:shd w:fill="E2F2E8" w:val="clear"/>
+            <w:tcMar>
+              <w:top w:type="dxa" w:w="70"/>
+              <w:left w:type="dxa" w:w="110"/>
+              <w:bottom w:type="dxa" w:w="70"/>
+              <w:right w:type="dxa" w:w="110"/>
+            </w:tcMar>
+          </w:tcPr>
+          <w:p>
+            <w:pPr>
+              <w:jc w:val="center"/>
+            </w:pPr>
+            <w:r>
+              <w:rPr>
+                <w:rFonts w:ascii="Calibri" w:cs="Calibri" w:eastAsia="Calibri" w:hAnsi="Calibri"/>
+                <w:b/>
+                <w:bCs/>
+                <w:color w:val="115C33"/>
+                <w:sz w:val="16"/>
+                <w:szCs w:val="16"/>
+              </w:rPr>
+              <w:t xml:space="preserve">LIVE</w:t>
             </w:r>
           </w:p>
         </w:tc>
@@ -3308,28 +3308,28 @@
               <w:bottom w:val="single" w:color="D8CDB8" w:sz="4"/>
               <w:right w:val="single" w:color="D8CDB8" w:sz="4"/>
             </w:tcBorders>
-            <w:shd w:fill="FBF3E3" w:val="clear"/>
-            <w:tcMar>
-              <w:top w:type="dxa" w:w="70"/>
-              <w:left w:type="dxa" w:w="110"/>
-              <w:bottom w:type="dxa" w:w="70"/>
-              <w:right w:type="dxa" w:w="110"/>
-            </w:tcMar>
-          </w:tcPr>
-          <w:p>
-            <w:pPr>
-              <w:jc w:val="center"/>
-            </w:pPr>
-            <w:r>
-              <w:rPr>
-                <w:rFonts w:ascii="Calibri" w:cs="Calibri" w:eastAsia="Calibri" w:hAnsi="Calibri"/>
-                <w:b/>
-                <w:bCs/>
-                <w:color w:val="7A5A19"/>
-                <w:sz w:val="16"/>
-                <w:szCs w:val="16"/>
-              </w:rPr>
-              <w:t xml:space="preserve">DEMO</w:t>
+            <w:shd w:fill="E2F2E8" w:val="clear"/>
+            <w:tcMar>
+              <w:top w:type="dxa" w:w="70"/>
+              <w:left w:type="dxa" w:w="110"/>
+              <w:bottom w:type="dxa" w:w="70"/>
+              <w:right w:type="dxa" w:w="110"/>
+            </w:tcMar>
+          </w:tcPr>
+          <w:p>
+            <w:pPr>
+              <w:jc w:val="center"/>
+            </w:pPr>
+            <w:r>
+              <w:rPr>
+                <w:rFonts w:ascii="Calibri" w:cs="Calibri" w:eastAsia="Calibri" w:hAnsi="Calibri"/>
+                <w:b/>
+                <w:bCs/>
+                <w:color w:val="115C33"/>
+                <w:sz w:val="16"/>
+                <w:szCs w:val="16"/>
+              </w:rPr>
+              <w:t xml:space="preserve">LIVE</w:t>
             </w:r>
           </w:p>
         </w:tc>
@@ -3372,28 +3372,28 @@
               <w:bottom w:val="single" w:color="D8CDB8" w:sz="4"/>
               <w:right w:val="single" w:color="D8CDB8" w:sz="4"/>
             </w:tcBorders>
-            <w:shd w:fill="FBF3E3" w:val="clear"/>
-            <w:tcMar>
-              <w:top w:type="dxa" w:w="70"/>
-              <w:left w:type="dxa" w:w="110"/>
-              <w:bottom w:type="dxa" w:w="70"/>
-              <w:right w:type="dxa" w:w="110"/>
-            </w:tcMar>
-          </w:tcPr>
-          <w:p>
-            <w:pPr>
-              <w:jc w:val="center"/>
-            </w:pPr>
-            <w:r>
-              <w:rPr>
-                <w:rFonts w:ascii="Calibri" w:cs="Calibri" w:eastAsia="Calibri" w:hAnsi="Calibri"/>
-                <w:b/>
-                <w:bCs/>
-                <w:color w:val="7A5A19"/>
-                <w:sz w:val="16"/>
-                <w:szCs w:val="16"/>
-              </w:rPr>
-              <w:t xml:space="preserve">DEMO</w:t>
+            <w:shd w:fill="E2F2E8" w:val="clear"/>
+            <w:tcMar>
+              <w:top w:type="dxa" w:w="70"/>
+              <w:left w:type="dxa" w:w="110"/>
+              <w:bottom w:type="dxa" w:w="70"/>
+              <w:right w:type="dxa" w:w="110"/>
+            </w:tcMar>
+          </w:tcPr>
+          <w:p>
+            <w:pPr>
+              <w:jc w:val="center"/>
+            </w:pPr>
+            <w:r>
+              <w:rPr>
+                <w:rFonts w:ascii="Calibri" w:cs="Calibri" w:eastAsia="Calibri" w:hAnsi="Calibri"/>
+                <w:b/>
+                <w:bCs/>
+                <w:color w:val="115C33"/>
+                <w:sz w:val="16"/>
+                <w:szCs w:val="16"/>
+              </w:rPr>
+              <w:t xml:space="preserve">LIVE</w:t>
             </w:r>
           </w:p>
         </w:tc>
@@ -3436,28 +3436,28 @@
               <w:bottom w:val="single" w:color="D8CDB8" w:sz="4"/>
               <w:right w:val="single" w:color="D8CDB8" w:sz="4"/>
             </w:tcBorders>
-            <w:shd w:fill="FBF3E3" w:val="clear"/>
-            <w:tcMar>
-              <w:top w:type="dxa" w:w="70"/>
-              <w:left w:type="dxa" w:w="110"/>
-              <w:bottom w:type="dxa" w:w="70"/>
-              <w:right w:type="dxa" w:w="110"/>
-            </w:tcMar>
-          </w:tcPr>
-          <w:p>
-            <w:pPr>
-              <w:jc w:val="center"/>
-            </w:pPr>
-            <w:r>
-              <w:rPr>
-                <w:rFonts w:ascii="Calibri" w:cs="Calibri" w:eastAsia="Calibri" w:hAnsi="Calibri"/>
-                <w:b/>
-                <w:bCs/>
-                <w:color w:val="7A5A19"/>
-                <w:sz w:val="16"/>
-                <w:szCs w:val="16"/>
-              </w:rPr>
-              <w:t xml:space="preserve">DEMO</w:t>
+            <w:shd w:fill="E2F2E8" w:val="clear"/>
+            <w:tcMar>
+              <w:top w:type="dxa" w:w="70"/>
+              <w:left w:type="dxa" w:w="110"/>
+              <w:bottom w:type="dxa" w:w="70"/>
+              <w:right w:type="dxa" w:w="110"/>
+            </w:tcMar>
+          </w:tcPr>
+          <w:p>
+            <w:pPr>
+              <w:jc w:val="center"/>
+            </w:pPr>
+            <w:r>
+              <w:rPr>
+                <w:rFonts w:ascii="Calibri" w:cs="Calibri" w:eastAsia="Calibri" w:hAnsi="Calibri"/>
+                <w:b/>
+                <w:bCs/>
+                <w:color w:val="115C33"/>
+                <w:sz w:val="16"/>
+                <w:szCs w:val="16"/>
+              </w:rPr>
+              <w:t xml:space="preserve">LIVE</w:t>
             </w:r>
           </w:p>
         </w:tc>
@@ -3500,28 +3500,28 @@
               <w:bottom w:val="single" w:color="D8CDB8" w:sz="4"/>
               <w:right w:val="single" w:color="D8CDB8" w:sz="4"/>
             </w:tcBorders>
-            <w:shd w:fill="FBF3E3" w:val="clear"/>
-            <w:tcMar>
-              <w:top w:type="dxa" w:w="70"/>
-              <w:left w:type="dxa" w:w="110"/>
-              <w:bottom w:type="dxa" w:w="70"/>
-              <w:right w:type="dxa" w:w="110"/>
-            </w:tcMar>
-          </w:tcPr>
-          <w:p>
-            <w:pPr>
-              <w:jc w:val="center"/>
-            </w:pPr>
-            <w:r>
-              <w:rPr>
-                <w:rFonts w:ascii="Calibri" w:cs="Calibri" w:eastAsia="Calibri" w:hAnsi="Calibri"/>
-                <w:b/>
-                <w:bCs/>
-                <w:color w:val="7A5A19"/>
-                <w:sz w:val="16"/>
-                <w:szCs w:val="16"/>
-              </w:rPr>
-              <w:t xml:space="preserve">DEMO</w:t>
+            <w:shd w:fill="E2F2E8" w:val="clear"/>
+            <w:tcMar>
+              <w:top w:type="dxa" w:w="70"/>
+              <w:left w:type="dxa" w:w="110"/>
+              <w:bottom w:type="dxa" w:w="70"/>
+              <w:right w:type="dxa" w:w="110"/>
+            </w:tcMar>
+          </w:tcPr>
+          <w:p>
+            <w:pPr>
+              <w:jc w:val="center"/>
+            </w:pPr>
+            <w:r>
+              <w:rPr>
+                <w:rFonts w:ascii="Calibri" w:cs="Calibri" w:eastAsia="Calibri" w:hAnsi="Calibri"/>
+                <w:b/>
+                <w:bCs/>
+                <w:color w:val="115C33"/>
+                <w:sz w:val="16"/>
+                <w:szCs w:val="16"/>
+              </w:rPr>
+              <w:t xml:space="preserve">LIVE</w:t>
             </w:r>
           </w:p>
         </w:tc>
@@ -3564,28 +3564,28 @@
               <w:bottom w:val="single" w:color="D8CDB8" w:sz="4"/>
               <w:right w:val="single" w:color="D8CDB8" w:sz="4"/>
             </w:tcBorders>
-            <w:shd w:fill="FBF3E3" w:val="clear"/>
-            <w:tcMar>
-              <w:top w:type="dxa" w:w="70"/>
-              <w:left w:type="dxa" w:w="110"/>
-              <w:bottom w:type="dxa" w:w="70"/>
-              <w:right w:type="dxa" w:w="110"/>
-            </w:tcMar>
-          </w:tcPr>
-          <w:p>
-            <w:pPr>
-              <w:jc w:val="center"/>
-            </w:pPr>
-            <w:r>
-              <w:rPr>
-                <w:rFonts w:ascii="Calibri" w:cs="Calibri" w:eastAsia="Calibri" w:hAnsi="Calibri"/>
-                <w:b/>
-                <w:bCs/>
-                <w:color w:val="7A5A19"/>
-                <w:sz w:val="16"/>
-                <w:szCs w:val="16"/>
-              </w:rPr>
-              <w:t xml:space="preserve">DEMO</w:t>
+            <w:shd w:fill="E2F2E8" w:val="clear"/>
+            <w:tcMar>
+              <w:top w:type="dxa" w:w="70"/>
+              <w:left w:type="dxa" w:w="110"/>
+              <w:bottom w:type="dxa" w:w="70"/>
+              <w:right w:type="dxa" w:w="110"/>
+            </w:tcMar>
+          </w:tcPr>
+          <w:p>
+            <w:pPr>
+              <w:jc w:val="center"/>
+            </w:pPr>
+            <w:r>
+              <w:rPr>
+                <w:rFonts w:ascii="Calibri" w:cs="Calibri" w:eastAsia="Calibri" w:hAnsi="Calibri"/>
+                <w:b/>
+                <w:bCs/>
+                <w:color w:val="115C33"/>
+                <w:sz w:val="16"/>
+                <w:szCs w:val="16"/>
+              </w:rPr>
+              <w:t xml:space="preserve">LIVE</w:t>
             </w:r>
           </w:p>
         </w:tc>
@@ -3628,28 +3628,92 @@
               <w:bottom w:val="single" w:color="D8CDB8" w:sz="4"/>
               <w:right w:val="single" w:color="D8CDB8" w:sz="4"/>
             </w:tcBorders>
-            <w:shd w:fill="EDEFF3" w:val="clear"/>
-            <w:tcMar>
-              <w:top w:type="dxa" w:w="70"/>
-              <w:left w:type="dxa" w:w="110"/>
-              <w:bottom w:type="dxa" w:w="70"/>
-              <w:right w:type="dxa" w:w="110"/>
-            </w:tcMar>
-          </w:tcPr>
-          <w:p>
-            <w:pPr>
-              <w:jc w:val="center"/>
-            </w:pPr>
-            <w:r>
-              <w:rPr>
-                <w:rFonts w:ascii="Calibri" w:cs="Calibri" w:eastAsia="Calibri" w:hAnsi="Calibri"/>
-                <w:b/>
-                <w:bCs/>
-                <w:color w:val="4A5568"/>
-                <w:sz w:val="16"/>
-                <w:szCs w:val="16"/>
-              </w:rPr>
-              <w:t xml:space="preserve">BUILDING</w:t>
+            <w:shd w:fill="E2F2E8" w:val="clear"/>
+            <w:tcMar>
+              <w:top w:type="dxa" w:w="70"/>
+              <w:left w:type="dxa" w:w="110"/>
+              <w:bottom w:type="dxa" w:w="70"/>
+              <w:right w:type="dxa" w:w="110"/>
+            </w:tcMar>
+          </w:tcPr>
+          <w:p>
+            <w:pPr>
+              <w:jc w:val="center"/>
+            </w:pPr>
+            <w:r>
+              <w:rPr>
+                <w:rFonts w:ascii="Calibri" w:cs="Calibri" w:eastAsia="Calibri" w:hAnsi="Calibri"/>
+                <w:b/>
+                <w:bCs/>
+                <w:color w:val="115C33"/>
+                <w:sz w:val="16"/>
+                <w:szCs w:val="16"/>
+              </w:rPr>
+              <w:t xml:space="preserve">LIVE</w:t>
+            </w:r>
+          </w:p>
+        </w:tc>
+      </w:tr>
+      <w:tr>
+        <w:tc>
+          <w:tcPr>
+            <w:tcW w:type="dxa" w:w="8240"/>
+            <w:tcBorders>
+              <w:top w:val="single" w:color="D8CDB8" w:sz="4"/>
+              <w:left w:val="single" w:color="D8CDB8" w:sz="4"/>
+              <w:bottom w:val="single" w:color="D8CDB8" w:sz="4"/>
+              <w:right w:val="single" w:color="D8CDB8" w:sz="4"/>
+            </w:tcBorders>
+            <w:tcMar>
+              <w:top w:type="dxa" w:w="70"/>
+              <w:left w:type="dxa" w:w="110"/>
+              <w:bottom w:type="dxa" w:w="70"/>
+              <w:right w:type="dxa" w:w="110"/>
+            </w:tcMar>
+          </w:tcPr>
+          <w:p>
+            <w:r>
+              <w:rPr>
+                <w:rFonts w:ascii="Calibri" w:cs="Calibri" w:eastAsia="Calibri" w:hAnsi="Calibri"/>
+                <w:color w:val="1E293B"/>
+                <w:sz w:val="19"/>
+                <w:szCs w:val="19"/>
+              </w:rPr>
+              <w:t xml:space="preserve">Playbooks provision from one migration file, identical across every tenant</w:t>
+            </w:r>
+          </w:p>
+        </w:tc>
+        <w:tc>
+          <w:tcPr>
+            <w:tcW w:type="dxa" w:w="2000"/>
+            <w:tcBorders>
+              <w:top w:val="single" w:color="D8CDB8" w:sz="4"/>
+              <w:left w:val="single" w:color="D8CDB8" w:sz="4"/>
+              <w:bottom w:val="single" w:color="D8CDB8" w:sz="4"/>
+              <w:right w:val="single" w:color="D8CDB8" w:sz="4"/>
+            </w:tcBorders>
+            <w:shd w:fill="E2F2E8" w:val="clear"/>
+            <w:tcMar>
+              <w:top w:type="dxa" w:w="70"/>
+              <w:left w:type="dxa" w:w="110"/>
+              <w:bottom w:type="dxa" w:w="70"/>
+              <w:right w:type="dxa" w:w="110"/>
+            </w:tcMar>
+          </w:tcPr>
+          <w:p>
+            <w:pPr>
+              <w:jc w:val="center"/>
+            </w:pPr>
+            <w:r>
+              <w:rPr>
+                <w:rFonts w:ascii="Calibri" w:cs="Calibri" w:eastAsia="Calibri" w:hAnsi="Calibri"/>
+                <w:b/>
+                <w:bCs/>
+                <w:color w:val="115C33"/>
+                <w:sz w:val="16"/>
+                <w:szCs w:val="16"/>
+              </w:rPr>
+              <w:t xml:space="preserve">LIVE</w:t>
             </w:r>
           </w:p>
         </w:tc>
@@ -6110,6 +6174,20 @@
           <w:szCs w:val="20"/>
         </w:rPr>
         <w:t xml:space="preserve">Backup and recovery policy should be stated explicitly for an enterprise buyer.</w:t>
+      </w:r>
+    </w:p>
+    <w:p>
+      <w:pPr>
+        <w:spacing w:after="60"/>
+      </w:pPr>
+      <w:r>
+        <w:rPr>
+          <w:rFonts w:ascii="Calibri" w:cs="Calibri" w:eastAsia="Calibri" w:hAnsi="Calibri"/>
+          <w:color w:val="1E293B"/>
+          <w:sz w:val="21"/>
+          <w:szCs w:val="21"/>
+        </w:rPr>
+        <w:t xml:space="preserve">Fixed since the last revision, recorded because a technical buyer will probe it: outbound drafts used to take the firm name from a server-side setting, and fell back to the product name if it was unset. The tenant's own deployment now supplies it, so a firm's letters carry the firm's name with nothing to configure.</w:t>
       </w:r>
     </w:p>
     <w:p>

--- a/TitanOS_Capability_Overview.docx
+++ b/TitanOS_Capability_Overview.docx
@@ -2911,7 +2911,7 @@
                 <w:sz w:val="19"/>
                 <w:szCs w:val="19"/>
               </w:rPr>
-              <w:t xml:space="preserve">Four starter playbooks ship with the product</w:t>
+              <w:t xml:space="preserve">Nine starter playbooks ship with the product, across four disciplines</w:t>
             </w:r>
           </w:p>
         </w:tc>
@@ -3232,6 +3232,582 @@
                 <w:szCs w:val="19"/>
               </w:rPr>
               <w:t xml:space="preserve">Every outbound item held for named human approval</w:t>
+            </w:r>
+          </w:p>
+        </w:tc>
+        <w:tc>
+          <w:tcPr>
+            <w:tcW w:type="dxa" w:w="2000"/>
+            <w:tcBorders>
+              <w:top w:val="single" w:color="D8CDB8" w:sz="4"/>
+              <w:left w:val="single" w:color="D8CDB8" w:sz="4"/>
+              <w:bottom w:val="single" w:color="D8CDB8" w:sz="4"/>
+              <w:right w:val="single" w:color="D8CDB8" w:sz="4"/>
+            </w:tcBorders>
+            <w:shd w:fill="E2F2E8" w:val="clear"/>
+            <w:tcMar>
+              <w:top w:type="dxa" w:w="70"/>
+              <w:left w:type="dxa" w:w="110"/>
+              <w:bottom w:type="dxa" w:w="70"/>
+              <w:right w:type="dxa" w:w="110"/>
+            </w:tcMar>
+          </w:tcPr>
+          <w:p>
+            <w:pPr>
+              <w:jc w:val="center"/>
+            </w:pPr>
+            <w:r>
+              <w:rPr>
+                <w:rFonts w:ascii="Calibri" w:cs="Calibri" w:eastAsia="Calibri" w:hAnsi="Calibri"/>
+                <w:b/>
+                <w:bCs/>
+                <w:color w:val="115C33"/>
+                <w:sz w:val="16"/>
+                <w:szCs w:val="16"/>
+              </w:rPr>
+              <w:t xml:space="preserve">LIVE</w:t>
+            </w:r>
+          </w:p>
+        </w:tc>
+      </w:tr>
+      <w:tr>
+        <w:tc>
+          <w:tcPr>
+            <w:tcW w:type="dxa" w:w="8240"/>
+            <w:tcBorders>
+              <w:top w:val="single" w:color="D8CDB8" w:sz="4"/>
+              <w:left w:val="single" w:color="D8CDB8" w:sz="4"/>
+              <w:bottom w:val="single" w:color="D8CDB8" w:sz="4"/>
+              <w:right w:val="single" w:color="D8CDB8" w:sz="4"/>
+            </w:tcBorders>
+            <w:tcMar>
+              <w:top w:type="dxa" w:w="70"/>
+              <w:left w:type="dxa" w:w="110"/>
+              <w:bottom w:type="dxa" w:w="70"/>
+              <w:right w:type="dxa" w:w="110"/>
+            </w:tcMar>
+          </w:tcPr>
+          <w:p>
+            <w:r>
+              <w:rPr>
+                <w:rFonts w:ascii="Calibri" w:cs="Calibri" w:eastAsia="Calibri" w:hAnsi="Calibri"/>
+                <w:color w:val="1E293B"/>
+                <w:sz w:val="19"/>
+                <w:szCs w:val="19"/>
+              </w:rPr>
+              <w:t xml:space="preserve">Sends from the platform, as the responsible Titan Expert on the firm's own verified domain</w:t>
+            </w:r>
+          </w:p>
+        </w:tc>
+        <w:tc>
+          <w:tcPr>
+            <w:tcW w:type="dxa" w:w="2000"/>
+            <w:tcBorders>
+              <w:top w:val="single" w:color="D8CDB8" w:sz="4"/>
+              <w:left w:val="single" w:color="D8CDB8" w:sz="4"/>
+              <w:bottom w:val="single" w:color="D8CDB8" w:sz="4"/>
+              <w:right w:val="single" w:color="D8CDB8" w:sz="4"/>
+            </w:tcBorders>
+            <w:shd w:fill="E2F2E8" w:val="clear"/>
+            <w:tcMar>
+              <w:top w:type="dxa" w:w="70"/>
+              <w:left w:type="dxa" w:w="110"/>
+              <w:bottom w:type="dxa" w:w="70"/>
+              <w:right w:type="dxa" w:w="110"/>
+            </w:tcMar>
+          </w:tcPr>
+          <w:p>
+            <w:pPr>
+              <w:jc w:val="center"/>
+            </w:pPr>
+            <w:r>
+              <w:rPr>
+                <w:rFonts w:ascii="Calibri" w:cs="Calibri" w:eastAsia="Calibri" w:hAnsi="Calibri"/>
+                <w:b/>
+                <w:bCs/>
+                <w:color w:val="115C33"/>
+                <w:sz w:val="16"/>
+                <w:szCs w:val="16"/>
+              </w:rPr>
+              <w:t xml:space="preserve">LIVE</w:t>
+            </w:r>
+          </w:p>
+        </w:tc>
+      </w:tr>
+      <w:tr>
+        <w:tc>
+          <w:tcPr>
+            <w:tcW w:type="dxa" w:w="8240"/>
+            <w:tcBorders>
+              <w:top w:val="single" w:color="D8CDB8" w:sz="4"/>
+              <w:left w:val="single" w:color="D8CDB8" w:sz="4"/>
+              <w:bottom w:val="single" w:color="D8CDB8" w:sz="4"/>
+              <w:right w:val="single" w:color="D8CDB8" w:sz="4"/>
+            </w:tcBorders>
+            <w:tcMar>
+              <w:top w:type="dxa" w:w="70"/>
+              <w:left w:type="dxa" w:w="110"/>
+              <w:bottom w:type="dxa" w:w="70"/>
+              <w:right w:type="dxa" w:w="110"/>
+            </w:tcMar>
+          </w:tcPr>
+          <w:p>
+            <w:r>
+              <w:rPr>
+                <w:rFonts w:ascii="Calibri" w:cs="Calibri" w:eastAsia="Calibri" w:hAnsi="Calibri"/>
+                <w:color w:val="1E293B"/>
+                <w:sz w:val="19"/>
+                <w:szCs w:val="19"/>
+              </w:rPr>
+              <w:t xml:space="preserve">Supporting documents pulled from the vault and attached to the message</w:t>
+            </w:r>
+          </w:p>
+        </w:tc>
+        <w:tc>
+          <w:tcPr>
+            <w:tcW w:type="dxa" w:w="2000"/>
+            <w:tcBorders>
+              <w:top w:val="single" w:color="D8CDB8" w:sz="4"/>
+              <w:left w:val="single" w:color="D8CDB8" w:sz="4"/>
+              <w:bottom w:val="single" w:color="D8CDB8" w:sz="4"/>
+              <w:right w:val="single" w:color="D8CDB8" w:sz="4"/>
+            </w:tcBorders>
+            <w:shd w:fill="E2F2E8" w:val="clear"/>
+            <w:tcMar>
+              <w:top w:type="dxa" w:w="70"/>
+              <w:left w:type="dxa" w:w="110"/>
+              <w:bottom w:type="dxa" w:w="70"/>
+              <w:right w:type="dxa" w:w="110"/>
+            </w:tcMar>
+          </w:tcPr>
+          <w:p>
+            <w:pPr>
+              <w:jc w:val="center"/>
+            </w:pPr>
+            <w:r>
+              <w:rPr>
+                <w:rFonts w:ascii="Calibri" w:cs="Calibri" w:eastAsia="Calibri" w:hAnsi="Calibri"/>
+                <w:b/>
+                <w:bCs/>
+                <w:color w:val="115C33"/>
+                <w:sz w:val="16"/>
+                <w:szCs w:val="16"/>
+              </w:rPr>
+              <w:t xml:space="preserve">LIVE</w:t>
+            </w:r>
+          </w:p>
+        </w:tc>
+      </w:tr>
+      <w:tr>
+        <w:tc>
+          <w:tcPr>
+            <w:tcW w:type="dxa" w:w="8240"/>
+            <w:tcBorders>
+              <w:top w:val="single" w:color="D8CDB8" w:sz="4"/>
+              <w:left w:val="single" w:color="D8CDB8" w:sz="4"/>
+              <w:bottom w:val="single" w:color="D8CDB8" w:sz="4"/>
+              <w:right w:val="single" w:color="D8CDB8" w:sz="4"/>
+            </w:tcBorders>
+            <w:tcMar>
+              <w:top w:type="dxa" w:w="70"/>
+              <w:left w:type="dxa" w:w="110"/>
+              <w:bottom w:type="dxa" w:w="70"/>
+              <w:right w:type="dxa" w:w="110"/>
+            </w:tcMar>
+          </w:tcPr>
+          <w:p>
+            <w:r>
+              <w:rPr>
+                <w:rFonts w:ascii="Calibri" w:cs="Calibri" w:eastAsia="Calibri" w:hAnsi="Calibri"/>
+                <w:color w:val="1E293B"/>
+                <w:sz w:val="19"/>
+                <w:szCs w:val="19"/>
+              </w:rPr>
+              <w:t xml:space="preserve">Approval and sending recorded separately, each attributed to a named person</w:t>
+            </w:r>
+          </w:p>
+        </w:tc>
+        <w:tc>
+          <w:tcPr>
+            <w:tcW w:type="dxa" w:w="2000"/>
+            <w:tcBorders>
+              <w:top w:val="single" w:color="D8CDB8" w:sz="4"/>
+              <w:left w:val="single" w:color="D8CDB8" w:sz="4"/>
+              <w:bottom w:val="single" w:color="D8CDB8" w:sz="4"/>
+              <w:right w:val="single" w:color="D8CDB8" w:sz="4"/>
+            </w:tcBorders>
+            <w:shd w:fill="E2F2E8" w:val="clear"/>
+            <w:tcMar>
+              <w:top w:type="dxa" w:w="70"/>
+              <w:left w:type="dxa" w:w="110"/>
+              <w:bottom w:type="dxa" w:w="70"/>
+              <w:right w:type="dxa" w:w="110"/>
+            </w:tcMar>
+          </w:tcPr>
+          <w:p>
+            <w:pPr>
+              <w:jc w:val="center"/>
+            </w:pPr>
+            <w:r>
+              <w:rPr>
+                <w:rFonts w:ascii="Calibri" w:cs="Calibri" w:eastAsia="Calibri" w:hAnsi="Calibri"/>
+                <w:b/>
+                <w:bCs/>
+                <w:color w:val="115C33"/>
+                <w:sz w:val="16"/>
+                <w:szCs w:val="16"/>
+              </w:rPr>
+              <w:t xml:space="preserve">LIVE</w:t>
+            </w:r>
+          </w:p>
+        </w:tc>
+      </w:tr>
+      <w:tr>
+        <w:tc>
+          <w:tcPr>
+            <w:tcW w:type="dxa" w:w="8240"/>
+            <w:tcBorders>
+              <w:top w:val="single" w:color="D8CDB8" w:sz="4"/>
+              <w:left w:val="single" w:color="D8CDB8" w:sz="4"/>
+              <w:bottom w:val="single" w:color="D8CDB8" w:sz="4"/>
+              <w:right w:val="single" w:color="D8CDB8" w:sz="4"/>
+            </w:tcBorders>
+            <w:tcMar>
+              <w:top w:type="dxa" w:w="70"/>
+              <w:left w:type="dxa" w:w="110"/>
+              <w:bottom w:type="dxa" w:w="70"/>
+              <w:right w:type="dxa" w:w="110"/>
+            </w:tcMar>
+          </w:tcPr>
+          <w:p>
+            <w:r>
+              <w:rPr>
+                <w:rFonts w:ascii="Calibri" w:cs="Calibri" w:eastAsia="Calibri" w:hAnsi="Calibri"/>
+                <w:color w:val="1E293B"/>
+                <w:sz w:val="19"/>
+                <w:szCs w:val="19"/>
+              </w:rPr>
+              <w:t xml:space="preserve">Sent means the provider accepted it, with a delivery reference recorded</w:t>
+            </w:r>
+          </w:p>
+        </w:tc>
+        <w:tc>
+          <w:tcPr>
+            <w:tcW w:type="dxa" w:w="2000"/>
+            <w:tcBorders>
+              <w:top w:val="single" w:color="D8CDB8" w:sz="4"/>
+              <w:left w:val="single" w:color="D8CDB8" w:sz="4"/>
+              <w:bottom w:val="single" w:color="D8CDB8" w:sz="4"/>
+              <w:right w:val="single" w:color="D8CDB8" w:sz="4"/>
+            </w:tcBorders>
+            <w:shd w:fill="E2F2E8" w:val="clear"/>
+            <w:tcMar>
+              <w:top w:type="dxa" w:w="70"/>
+              <w:left w:type="dxa" w:w="110"/>
+              <w:bottom w:type="dxa" w:w="70"/>
+              <w:right w:type="dxa" w:w="110"/>
+            </w:tcMar>
+          </w:tcPr>
+          <w:p>
+            <w:pPr>
+              <w:jc w:val="center"/>
+            </w:pPr>
+            <w:r>
+              <w:rPr>
+                <w:rFonts w:ascii="Calibri" w:cs="Calibri" w:eastAsia="Calibri" w:hAnsi="Calibri"/>
+                <w:b/>
+                <w:bCs/>
+                <w:color w:val="115C33"/>
+                <w:sz w:val="16"/>
+                <w:szCs w:val="16"/>
+              </w:rPr>
+              <w:t xml:space="preserve">LIVE</w:t>
+            </w:r>
+          </w:p>
+        </w:tc>
+      </w:tr>
+      <w:tr>
+        <w:tc>
+          <w:tcPr>
+            <w:tcW w:type="dxa" w:w="8240"/>
+            <w:tcBorders>
+              <w:top w:val="single" w:color="D8CDB8" w:sz="4"/>
+              <w:left w:val="single" w:color="D8CDB8" w:sz="4"/>
+              <w:bottom w:val="single" w:color="D8CDB8" w:sz="4"/>
+              <w:right w:val="single" w:color="D8CDB8" w:sz="4"/>
+            </w:tcBorders>
+            <w:tcMar>
+              <w:top w:type="dxa" w:w="70"/>
+              <w:left w:type="dxa" w:w="110"/>
+              <w:bottom w:type="dxa" w:w="70"/>
+              <w:right w:type="dxa" w:w="110"/>
+            </w:tcMar>
+          </w:tcPr>
+          <w:p>
+            <w:r>
+              <w:rPr>
+                <w:rFonts w:ascii="Calibri" w:cs="Calibri" w:eastAsia="Calibri" w:hAnsi="Calibri"/>
+                <w:color w:val="1E293B"/>
+                <w:sz w:val="19"/>
+                <w:szCs w:val="19"/>
+              </w:rPr>
+              <w:t xml:space="preserve">Recipients checked against the client's known contacts; an unfamiliar address stops the send</w:t>
+            </w:r>
+          </w:p>
+        </w:tc>
+        <w:tc>
+          <w:tcPr>
+            <w:tcW w:type="dxa" w:w="2000"/>
+            <w:tcBorders>
+              <w:top w:val="single" w:color="D8CDB8" w:sz="4"/>
+              <w:left w:val="single" w:color="D8CDB8" w:sz="4"/>
+              <w:bottom w:val="single" w:color="D8CDB8" w:sz="4"/>
+              <w:right w:val="single" w:color="D8CDB8" w:sz="4"/>
+            </w:tcBorders>
+            <w:shd w:fill="E2F2E8" w:val="clear"/>
+            <w:tcMar>
+              <w:top w:type="dxa" w:w="70"/>
+              <w:left w:type="dxa" w:w="110"/>
+              <w:bottom w:type="dxa" w:w="70"/>
+              <w:right w:type="dxa" w:w="110"/>
+            </w:tcMar>
+          </w:tcPr>
+          <w:p>
+            <w:pPr>
+              <w:jc w:val="center"/>
+            </w:pPr>
+            <w:r>
+              <w:rPr>
+                <w:rFonts w:ascii="Calibri" w:cs="Calibri" w:eastAsia="Calibri" w:hAnsi="Calibri"/>
+                <w:b/>
+                <w:bCs/>
+                <w:color w:val="115C33"/>
+                <w:sz w:val="16"/>
+                <w:szCs w:val="16"/>
+              </w:rPr>
+              <w:t xml:space="preserve">LIVE</w:t>
+            </w:r>
+          </w:p>
+        </w:tc>
+      </w:tr>
+      <w:tr>
+        <w:tc>
+          <w:tcPr>
+            <w:tcW w:type="dxa" w:w="8240"/>
+            <w:tcBorders>
+              <w:top w:val="single" w:color="D8CDB8" w:sz="4"/>
+              <w:left w:val="single" w:color="D8CDB8" w:sz="4"/>
+              <w:bottom w:val="single" w:color="D8CDB8" w:sz="4"/>
+              <w:right w:val="single" w:color="D8CDB8" w:sz="4"/>
+            </w:tcBorders>
+            <w:tcMar>
+              <w:top w:type="dxa" w:w="70"/>
+              <w:left w:type="dxa" w:w="110"/>
+              <w:bottom w:type="dxa" w:w="70"/>
+              <w:right w:type="dxa" w:w="110"/>
+            </w:tcMar>
+          </w:tcPr>
+          <w:p>
+            <w:r>
+              <w:rPr>
+                <w:rFonts w:ascii="Calibri" w:cs="Calibri" w:eastAsia="Calibri" w:hAnsi="Calibri"/>
+                <w:color w:val="1E293B"/>
+                <w:sz w:val="19"/>
+                <w:szCs w:val="19"/>
+              </w:rPr>
+              <w:t xml:space="preserve">A failed send stays in the queue rather than looking successful</w:t>
+            </w:r>
+          </w:p>
+        </w:tc>
+        <w:tc>
+          <w:tcPr>
+            <w:tcW w:type="dxa" w:w="2000"/>
+            <w:tcBorders>
+              <w:top w:val="single" w:color="D8CDB8" w:sz="4"/>
+              <w:left w:val="single" w:color="D8CDB8" w:sz="4"/>
+              <w:bottom w:val="single" w:color="D8CDB8" w:sz="4"/>
+              <w:right w:val="single" w:color="D8CDB8" w:sz="4"/>
+            </w:tcBorders>
+            <w:shd w:fill="E2F2E8" w:val="clear"/>
+            <w:tcMar>
+              <w:top w:type="dxa" w:w="70"/>
+              <w:left w:type="dxa" w:w="110"/>
+              <w:bottom w:type="dxa" w:w="70"/>
+              <w:right w:type="dxa" w:w="110"/>
+            </w:tcMar>
+          </w:tcPr>
+          <w:p>
+            <w:pPr>
+              <w:jc w:val="center"/>
+            </w:pPr>
+            <w:r>
+              <w:rPr>
+                <w:rFonts w:ascii="Calibri" w:cs="Calibri" w:eastAsia="Calibri" w:hAnsi="Calibri"/>
+                <w:b/>
+                <w:bCs/>
+                <w:color w:val="115C33"/>
+                <w:sz w:val="16"/>
+                <w:szCs w:val="16"/>
+              </w:rPr>
+              <w:t xml:space="preserve">LIVE</w:t>
+            </w:r>
+          </w:p>
+        </w:tc>
+      </w:tr>
+      <w:tr>
+        <w:tc>
+          <w:tcPr>
+            <w:tcW w:type="dxa" w:w="8240"/>
+            <w:tcBorders>
+              <w:top w:val="single" w:color="D8CDB8" w:sz="4"/>
+              <w:left w:val="single" w:color="D8CDB8" w:sz="4"/>
+              <w:bottom w:val="single" w:color="D8CDB8" w:sz="4"/>
+              <w:right w:val="single" w:color="D8CDB8" w:sz="4"/>
+            </w:tcBorders>
+            <w:tcMar>
+              <w:top w:type="dxa" w:w="70"/>
+              <w:left w:type="dxa" w:w="110"/>
+              <w:bottom w:type="dxa" w:w="70"/>
+              <w:right w:type="dxa" w:w="110"/>
+            </w:tcMar>
+          </w:tcPr>
+          <w:p>
+            <w:r>
+              <w:rPr>
+                <w:rFonts w:ascii="Calibri" w:cs="Calibri" w:eastAsia="Calibri" w:hAnsi="Calibri"/>
+                <w:color w:val="1E293B"/>
+                <w:sz w:val="19"/>
+                <w:szCs w:val="19"/>
+              </w:rPr>
+              <w:t xml:space="preserve">Re-sending the same instruction twice is not possible</w:t>
+            </w:r>
+          </w:p>
+        </w:tc>
+        <w:tc>
+          <w:tcPr>
+            <w:tcW w:type="dxa" w:w="2000"/>
+            <w:tcBorders>
+              <w:top w:val="single" w:color="D8CDB8" w:sz="4"/>
+              <w:left w:val="single" w:color="D8CDB8" w:sz="4"/>
+              <w:bottom w:val="single" w:color="D8CDB8" w:sz="4"/>
+              <w:right w:val="single" w:color="D8CDB8" w:sz="4"/>
+            </w:tcBorders>
+            <w:shd w:fill="E2F2E8" w:val="clear"/>
+            <w:tcMar>
+              <w:top w:type="dxa" w:w="70"/>
+              <w:left w:type="dxa" w:w="110"/>
+              <w:bottom w:type="dxa" w:w="70"/>
+              <w:right w:type="dxa" w:w="110"/>
+            </w:tcMar>
+          </w:tcPr>
+          <w:p>
+            <w:pPr>
+              <w:jc w:val="center"/>
+            </w:pPr>
+            <w:r>
+              <w:rPr>
+                <w:rFonts w:ascii="Calibri" w:cs="Calibri" w:eastAsia="Calibri" w:hAnsi="Calibri"/>
+                <w:b/>
+                <w:bCs/>
+                <w:color w:val="115C33"/>
+                <w:sz w:val="16"/>
+                <w:szCs w:val="16"/>
+              </w:rPr>
+              <w:t xml:space="preserve">LIVE</w:t>
+            </w:r>
+          </w:p>
+        </w:tc>
+      </w:tr>
+      <w:tr>
+        <w:tc>
+          <w:tcPr>
+            <w:tcW w:type="dxa" w:w="8240"/>
+            <w:tcBorders>
+              <w:top w:val="single" w:color="D8CDB8" w:sz="4"/>
+              <w:left w:val="single" w:color="D8CDB8" w:sz="4"/>
+              <w:bottom w:val="single" w:color="D8CDB8" w:sz="4"/>
+              <w:right w:val="single" w:color="D8CDB8" w:sz="4"/>
+            </w:tcBorders>
+            <w:tcMar>
+              <w:top w:type="dxa" w:w="70"/>
+              <w:left w:type="dxa" w:w="110"/>
+              <w:bottom w:type="dxa" w:w="70"/>
+              <w:right w:type="dxa" w:w="110"/>
+            </w:tcMar>
+          </w:tcPr>
+          <w:p>
+            <w:r>
+              <w:rPr>
+                <w:rFonts w:ascii="Calibri" w:cs="Calibri" w:eastAsia="Calibri" w:hAnsi="Calibri"/>
+                <w:color w:val="1E293B"/>
+                <w:sz w:val="19"/>
+                <w:szCs w:val="19"/>
+              </w:rPr>
+              <w:t xml:space="preserve">Every outbound item copies the family principal, so the client sees what is done in their name</w:t>
+            </w:r>
+          </w:p>
+        </w:tc>
+        <w:tc>
+          <w:tcPr>
+            <w:tcW w:type="dxa" w:w="2000"/>
+            <w:tcBorders>
+              <w:top w:val="single" w:color="D8CDB8" w:sz="4"/>
+              <w:left w:val="single" w:color="D8CDB8" w:sz="4"/>
+              <w:bottom w:val="single" w:color="D8CDB8" w:sz="4"/>
+              <w:right w:val="single" w:color="D8CDB8" w:sz="4"/>
+            </w:tcBorders>
+            <w:shd w:fill="E2F2E8" w:val="clear"/>
+            <w:tcMar>
+              <w:top w:type="dxa" w:w="70"/>
+              <w:left w:type="dxa" w:w="110"/>
+              <w:bottom w:type="dxa" w:w="70"/>
+              <w:right w:type="dxa" w:w="110"/>
+            </w:tcMar>
+          </w:tcPr>
+          <w:p>
+            <w:pPr>
+              <w:jc w:val="center"/>
+            </w:pPr>
+            <w:r>
+              <w:rPr>
+                <w:rFonts w:ascii="Calibri" w:cs="Calibri" w:eastAsia="Calibri" w:hAnsi="Calibri"/>
+                <w:b/>
+                <w:bCs/>
+                <w:color w:val="115C33"/>
+                <w:sz w:val="16"/>
+                <w:szCs w:val="16"/>
+              </w:rPr>
+              <w:t xml:space="preserve">LIVE</w:t>
+            </w:r>
+          </w:p>
+        </w:tc>
+      </w:tr>
+      <w:tr>
+        <w:tc>
+          <w:tcPr>
+            <w:tcW w:type="dxa" w:w="8240"/>
+            <w:tcBorders>
+              <w:top w:val="single" w:color="D8CDB8" w:sz="4"/>
+              <w:left w:val="single" w:color="D8CDB8" w:sz="4"/>
+              <w:bottom w:val="single" w:color="D8CDB8" w:sz="4"/>
+              <w:right w:val="single" w:color="D8CDB8" w:sz="4"/>
+            </w:tcBorders>
+            <w:tcMar>
+              <w:top w:type="dxa" w:w="70"/>
+              <w:left w:type="dxa" w:w="110"/>
+              <w:bottom w:type="dxa" w:w="70"/>
+              <w:right w:type="dxa" w:w="110"/>
+            </w:tcMar>
+          </w:tcPr>
+          <w:p>
+            <w:r>
+              <w:rPr>
+                <w:rFonts w:ascii="Calibri" w:cs="Calibri" w:eastAsia="Calibri" w:hAnsi="Calibri"/>
+                <w:color w:val="1E293B"/>
+                <w:sz w:val="19"/>
+                <w:szCs w:val="19"/>
+              </w:rPr>
+              <w:t xml:space="preserve">Refuses to guess the principal where a family has several members on file</w:t>
             </w:r>
           </w:p>
         </w:tc>
@@ -5450,10 +6026,11 @@
         </w:tblBorders>
       </w:tblPr>
       <w:tblGrid>
-        <w:gridCol w:w="4040"/>
+        <w:gridCol w:w="3500"/>
+        <w:gridCol w:w="2150"/>
+        <w:gridCol w:w="900"/>
         <w:gridCol w:w="1400"/>
-        <w:gridCol w:w="1900"/>
-        <w:gridCol w:w="2900"/>
+        <w:gridCol w:w="2290"/>
       </w:tblGrid>
       <w:tr>
         <w:trPr>
@@ -5461,7 +6038,7 @@
         </w:trPr>
         <w:tc>
           <w:tcPr>
-            <w:tcW w:type="dxa" w:w="4040"/>
+            <w:tcW w:type="dxa" w:w="3500"/>
             <w:tcBorders>
               <w:top w:val="single" w:color="D8CDB8" w:sz="4"/>
               <w:left w:val="single" w:color="D8CDB8" w:sz="4"/>
@@ -5492,7 +6069,7 @@
         </w:tc>
         <w:tc>
           <w:tcPr>
-            <w:tcW w:type="dxa" w:w="1400"/>
+            <w:tcW w:type="dxa" w:w="2150"/>
             <w:tcBorders>
               <w:top w:val="single" w:color="D8CDB8" w:sz="4"/>
               <w:left w:val="single" w:color="D8CDB8" w:sz="4"/>
@@ -5517,13 +6094,13 @@
                 <w:sz w:val="17"/>
                 <w:szCs w:val="17"/>
               </w:rPr>
-              <w:t xml:space="preserve">Steps</w:t>
-            </w:r>
-          </w:p>
-        </w:tc>
-        <w:tc>
-          <w:tcPr>
-            <w:tcW w:type="dxa" w:w="1900"/>
+              <w:t xml:space="preserve">Discipline</w:t>
+            </w:r>
+          </w:p>
+        </w:tc>
+        <w:tc>
+          <w:tcPr>
+            <w:tcW w:type="dxa" w:w="900"/>
             <w:tcBorders>
               <w:top w:val="single" w:color="D8CDB8" w:sz="4"/>
               <w:left w:val="single" w:color="D8CDB8" w:sz="4"/>
@@ -5548,13 +6125,13 @@
                 <w:sz w:val="17"/>
                 <w:szCs w:val="17"/>
               </w:rPr>
-              <w:t xml:space="preserve">Lead time</w:t>
-            </w:r>
-          </w:p>
-        </w:tc>
-        <w:tc>
-          <w:tcPr>
-            <w:tcW w:type="dxa" w:w="2900"/>
+              <w:t xml:space="preserve">Steps</w:t>
+            </w:r>
+          </w:p>
+        </w:tc>
+        <w:tc>
+          <w:tcPr>
+            <w:tcW w:type="dxa" w:w="1400"/>
             <w:tcBorders>
               <w:top w:val="single" w:color="D8CDB8" w:sz="4"/>
               <w:left w:val="single" w:color="D8CDB8" w:sz="4"/>
@@ -5579,15 +6156,46 @@
                 <w:sz w:val="17"/>
                 <w:szCs w:val="17"/>
               </w:rPr>
-              <w:t xml:space="preserve">Conditional step</w:t>
-            </w:r>
-          </w:p>
-        </w:tc>
-      </w:tr>
-      <w:tr>
-        <w:tc>
-          <w:tcPr>
-            <w:tcW w:type="dxa" w:w="4040"/>
+              <w:t xml:space="preserve">Lead time</w:t>
+            </w:r>
+          </w:p>
+        </w:tc>
+        <w:tc>
+          <w:tcPr>
+            <w:tcW w:type="dxa" w:w="2290"/>
+            <w:tcBorders>
+              <w:top w:val="single" w:color="D8CDB8" w:sz="4"/>
+              <w:left w:val="single" w:color="D8CDB8" w:sz="4"/>
+              <w:bottom w:val="single" w:color="D8CDB8" w:sz="4"/>
+              <w:right w:val="single" w:color="D8CDB8" w:sz="4"/>
+            </w:tcBorders>
+            <w:shd w:fill="092B49" w:val="clear"/>
+            <w:tcMar>
+              <w:top w:type="dxa" w:w="70"/>
+              <w:left w:type="dxa" w:w="110"/>
+              <w:bottom w:type="dxa" w:w="70"/>
+              <w:right w:type="dxa" w:w="110"/>
+            </w:tcMar>
+          </w:tcPr>
+          <w:p>
+            <w:r>
+              <w:rPr>
+                <w:rFonts w:ascii="Calibri" w:cs="Calibri" w:eastAsia="Calibri" w:hAnsi="Calibri"/>
+                <w:b/>
+                <w:bCs/>
+                <w:color w:val="FFFFFF"/>
+                <w:sz w:val="17"/>
+                <w:szCs w:val="17"/>
+              </w:rPr>
+              <w:t xml:space="preserve">Conditional</w:t>
+            </w:r>
+          </w:p>
+        </w:tc>
+      </w:tr>
+      <w:tr>
+        <w:tc>
+          <w:tcPr>
+            <w:tcW w:type="dxa" w:w="3500"/>
             <w:tcBorders>
               <w:top w:val="single" w:color="D8CDB8" w:sz="4"/>
               <w:left w:val="single" w:color="D8CDB8" w:sz="4"/>
@@ -5615,6 +6223,65 @@
         </w:tc>
         <w:tc>
           <w:tcPr>
+            <w:tcW w:type="dxa" w:w="2150"/>
+            <w:tcBorders>
+              <w:top w:val="single" w:color="D8CDB8" w:sz="4"/>
+              <w:left w:val="single" w:color="D8CDB8" w:sz="4"/>
+              <w:bottom w:val="single" w:color="D8CDB8" w:sz="4"/>
+              <w:right w:val="single" w:color="D8CDB8" w:sz="4"/>
+            </w:tcBorders>
+            <w:tcMar>
+              <w:top w:type="dxa" w:w="70"/>
+              <w:left w:type="dxa" w:w="110"/>
+              <w:bottom w:type="dxa" w:w="70"/>
+              <w:right w:type="dxa" w:w="110"/>
+            </w:tcMar>
+          </w:tcPr>
+          <w:p>
+            <w:r>
+              <w:rPr>
+                <w:rFonts w:ascii="Calibri" w:cs="Calibri" w:eastAsia="Calibri" w:hAnsi="Calibri"/>
+                <w:color w:val="1E293B"/>
+                <w:sz w:val="19"/>
+                <w:szCs w:val="19"/>
+              </w:rPr>
+              <w:t xml:space="preserve">Insurance</w:t>
+            </w:r>
+          </w:p>
+        </w:tc>
+        <w:tc>
+          <w:tcPr>
+            <w:tcW w:type="dxa" w:w="900"/>
+            <w:tcBorders>
+              <w:top w:val="single" w:color="D8CDB8" w:sz="4"/>
+              <w:left w:val="single" w:color="D8CDB8" w:sz="4"/>
+              <w:bottom w:val="single" w:color="D8CDB8" w:sz="4"/>
+              <w:right w:val="single" w:color="D8CDB8" w:sz="4"/>
+            </w:tcBorders>
+            <w:tcMar>
+              <w:top w:type="dxa" w:w="70"/>
+              <w:left w:type="dxa" w:w="110"/>
+              <w:bottom w:type="dxa" w:w="70"/>
+              <w:right w:type="dxa" w:w="110"/>
+            </w:tcMar>
+          </w:tcPr>
+          <w:p>
+            <w:pPr>
+              <w:jc w:val="center"/>
+            </w:pPr>
+            <w:r>
+              <w:rPr>
+                <w:rFonts w:ascii="Calibri" w:cs="Calibri" w:eastAsia="Calibri" w:hAnsi="Calibri"/>
+                <w:color w:val="1E293B"/>
+                <w:sz w:val="19"/>
+                <w:szCs w:val="19"/>
+              </w:rPr>
+              <w:t xml:space="preserve">9</w:t>
+            </w:r>
+          </w:p>
+        </w:tc>
+        <w:tc>
+          <w:tcPr>
             <w:tcW w:type="dxa" w:w="1400"/>
             <w:tcBorders>
               <w:top w:val="single" w:color="D8CDB8" w:sz="4"/>
@@ -5630,37 +6297,6 @@
             </w:tcMar>
           </w:tcPr>
           <w:p>
-            <w:pPr>
-              <w:jc w:val="center"/>
-            </w:pPr>
-            <w:r>
-              <w:rPr>
-                <w:rFonts w:ascii="Calibri" w:cs="Calibri" w:eastAsia="Calibri" w:hAnsi="Calibri"/>
-                <w:color w:val="1E293B"/>
-                <w:sz w:val="19"/>
-                <w:szCs w:val="19"/>
-              </w:rPr>
-              <w:t xml:space="preserve">9</w:t>
-            </w:r>
-          </w:p>
-        </w:tc>
-        <w:tc>
-          <w:tcPr>
-            <w:tcW w:type="dxa" w:w="1900"/>
-            <w:tcBorders>
-              <w:top w:val="single" w:color="D8CDB8" w:sz="4"/>
-              <w:left w:val="single" w:color="D8CDB8" w:sz="4"/>
-              <w:bottom w:val="single" w:color="D8CDB8" w:sz="4"/>
-              <w:right w:val="single" w:color="D8CDB8" w:sz="4"/>
-            </w:tcBorders>
-            <w:tcMar>
-              <w:top w:type="dxa" w:w="70"/>
-              <w:left w:type="dxa" w:w="110"/>
-              <w:bottom w:type="dxa" w:w="70"/>
-              <w:right w:type="dxa" w:w="110"/>
-            </w:tcMar>
-          </w:tcPr>
-          <w:p>
             <w:r>
               <w:rPr>
                 <w:rFonts w:ascii="Calibri" w:cs="Calibri" w:eastAsia="Calibri" w:hAnsi="Calibri"/>
@@ -5674,7 +6310,7 @@
         </w:tc>
         <w:tc>
           <w:tcPr>
-            <w:tcW w:type="dxa" w:w="2900"/>
+            <w:tcW w:type="dxa" w:w="2290"/>
             <w:tcBorders>
               <w:top w:val="single" w:color="D8CDB8" w:sz="4"/>
               <w:left w:val="single" w:color="D8CDB8" w:sz="4"/>
@@ -5704,7 +6340,7 @@
       <w:tr>
         <w:tc>
           <w:tcPr>
-            <w:tcW w:type="dxa" w:w="4040"/>
+            <w:tcW w:type="dxa" w:w="3500"/>
             <w:tcBorders>
               <w:top w:val="single" w:color="D8CDB8" w:sz="4"/>
               <w:left w:val="single" w:color="D8CDB8" w:sz="4"/>
@@ -5732,6 +6368,65 @@
         </w:tc>
         <w:tc>
           <w:tcPr>
+            <w:tcW w:type="dxa" w:w="2150"/>
+            <w:tcBorders>
+              <w:top w:val="single" w:color="D8CDB8" w:sz="4"/>
+              <w:left w:val="single" w:color="D8CDB8" w:sz="4"/>
+              <w:bottom w:val="single" w:color="D8CDB8" w:sz="4"/>
+              <w:right w:val="single" w:color="D8CDB8" w:sz="4"/>
+            </w:tcBorders>
+            <w:tcMar>
+              <w:top w:type="dxa" w:w="70"/>
+              <w:left w:type="dxa" w:w="110"/>
+              <w:bottom w:type="dxa" w:w="70"/>
+              <w:right w:type="dxa" w:w="110"/>
+            </w:tcMar>
+          </w:tcPr>
+          <w:p>
+            <w:r>
+              <w:rPr>
+                <w:rFonts w:ascii="Calibri" w:cs="Calibri" w:eastAsia="Calibri" w:hAnsi="Calibri"/>
+                <w:color w:val="1E293B"/>
+                <w:sz w:val="19"/>
+                <w:szCs w:val="19"/>
+              </w:rPr>
+              <w:t xml:space="preserve">Insurance</w:t>
+            </w:r>
+          </w:p>
+        </w:tc>
+        <w:tc>
+          <w:tcPr>
+            <w:tcW w:type="dxa" w:w="900"/>
+            <w:tcBorders>
+              <w:top w:val="single" w:color="D8CDB8" w:sz="4"/>
+              <w:left w:val="single" w:color="D8CDB8" w:sz="4"/>
+              <w:bottom w:val="single" w:color="D8CDB8" w:sz="4"/>
+              <w:right w:val="single" w:color="D8CDB8" w:sz="4"/>
+            </w:tcBorders>
+            <w:tcMar>
+              <w:top w:type="dxa" w:w="70"/>
+              <w:left w:type="dxa" w:w="110"/>
+              <w:bottom w:type="dxa" w:w="70"/>
+              <w:right w:type="dxa" w:w="110"/>
+            </w:tcMar>
+          </w:tcPr>
+          <w:p>
+            <w:pPr>
+              <w:jc w:val="center"/>
+            </w:pPr>
+            <w:r>
+              <w:rPr>
+                <w:rFonts w:ascii="Calibri" w:cs="Calibri" w:eastAsia="Calibri" w:hAnsi="Calibri"/>
+                <w:color w:val="1E293B"/>
+                <w:sz w:val="19"/>
+                <w:szCs w:val="19"/>
+              </w:rPr>
+              <w:t xml:space="preserve">8</w:t>
+            </w:r>
+          </w:p>
+        </w:tc>
+        <w:tc>
+          <w:tcPr>
             <w:tcW w:type="dxa" w:w="1400"/>
             <w:tcBorders>
               <w:top w:val="single" w:color="D8CDB8" w:sz="4"/>
@@ -5747,6 +6442,120 @@
             </w:tcMar>
           </w:tcPr>
           <w:p>
+            <w:r>
+              <w:rPr>
+                <w:rFonts w:ascii="Calibri" w:cs="Calibri" w:eastAsia="Calibri" w:hAnsi="Calibri"/>
+                <w:color w:val="1E293B"/>
+                <w:sz w:val="19"/>
+                <w:szCs w:val="19"/>
+              </w:rPr>
+              <w:t xml:space="preserve">75 days</w:t>
+            </w:r>
+          </w:p>
+        </w:tc>
+        <w:tc>
+          <w:tcPr>
+            <w:tcW w:type="dxa" w:w="2290"/>
+            <w:tcBorders>
+              <w:top w:val="single" w:color="D8CDB8" w:sz="4"/>
+              <w:left w:val="single" w:color="D8CDB8" w:sz="4"/>
+              <w:bottom w:val="single" w:color="D8CDB8" w:sz="4"/>
+              <w:right w:val="single" w:color="D8CDB8" w:sz="4"/>
+            </w:tcBorders>
+            <w:tcMar>
+              <w:top w:type="dxa" w:w="70"/>
+              <w:left w:type="dxa" w:w="110"/>
+              <w:bottom w:type="dxa" w:w="70"/>
+              <w:right w:type="dxa" w:w="110"/>
+            </w:tcMar>
+          </w:tcPr>
+          <w:p>
+            <w:r>
+              <w:rPr>
+                <w:rFonts w:ascii="Calibri" w:cs="Calibri" w:eastAsia="Calibri" w:hAnsi="Calibri"/>
+                <w:color w:val="1E293B"/>
+                <w:sz w:val="19"/>
+                <w:szCs w:val="19"/>
+              </w:rPr>
+              <w:t xml:space="preserve">Market check</w:t>
+            </w:r>
+          </w:p>
+        </w:tc>
+      </w:tr>
+      <w:tr>
+        <w:tc>
+          <w:tcPr>
+            <w:tcW w:type="dxa" w:w="3500"/>
+            <w:tcBorders>
+              <w:top w:val="single" w:color="D8CDB8" w:sz="4"/>
+              <w:left w:val="single" w:color="D8CDB8" w:sz="4"/>
+              <w:bottom w:val="single" w:color="D8CDB8" w:sz="4"/>
+              <w:right w:val="single" w:color="D8CDB8" w:sz="4"/>
+            </w:tcBorders>
+            <w:tcMar>
+              <w:top w:type="dxa" w:w="70"/>
+              <w:left w:type="dxa" w:w="110"/>
+              <w:bottom w:type="dxa" w:w="70"/>
+              <w:right w:type="dxa" w:w="110"/>
+            </w:tcMar>
+          </w:tcPr>
+          <w:p>
+            <w:r>
+              <w:rPr>
+                <w:rFonts w:ascii="Calibri" w:cs="Calibri" w:eastAsia="Calibri" w:hAnsi="Calibri"/>
+                <w:color w:val="1E293B"/>
+                <w:sz w:val="19"/>
+                <w:szCs w:val="19"/>
+              </w:rPr>
+              <w:t xml:space="preserve">Life Insurance In-Force Review</w:t>
+            </w:r>
+          </w:p>
+        </w:tc>
+        <w:tc>
+          <w:tcPr>
+            <w:tcW w:type="dxa" w:w="2150"/>
+            <w:tcBorders>
+              <w:top w:val="single" w:color="D8CDB8" w:sz="4"/>
+              <w:left w:val="single" w:color="D8CDB8" w:sz="4"/>
+              <w:bottom w:val="single" w:color="D8CDB8" w:sz="4"/>
+              <w:right w:val="single" w:color="D8CDB8" w:sz="4"/>
+            </w:tcBorders>
+            <w:tcMar>
+              <w:top w:type="dxa" w:w="70"/>
+              <w:left w:type="dxa" w:w="110"/>
+              <w:bottom w:type="dxa" w:w="70"/>
+              <w:right w:type="dxa" w:w="110"/>
+            </w:tcMar>
+          </w:tcPr>
+          <w:p>
+            <w:r>
+              <w:rPr>
+                <w:rFonts w:ascii="Calibri" w:cs="Calibri" w:eastAsia="Calibri" w:hAnsi="Calibri"/>
+                <w:color w:val="1E293B"/>
+                <w:sz w:val="19"/>
+                <w:szCs w:val="19"/>
+              </w:rPr>
+              <w:t xml:space="preserve">Insurance</w:t>
+            </w:r>
+          </w:p>
+        </w:tc>
+        <w:tc>
+          <w:tcPr>
+            <w:tcW w:type="dxa" w:w="900"/>
+            <w:tcBorders>
+              <w:top w:val="single" w:color="D8CDB8" w:sz="4"/>
+              <w:left w:val="single" w:color="D8CDB8" w:sz="4"/>
+              <w:bottom w:val="single" w:color="D8CDB8" w:sz="4"/>
+              <w:right w:val="single" w:color="D8CDB8" w:sz="4"/>
+            </w:tcBorders>
+            <w:tcMar>
+              <w:top w:type="dxa" w:w="70"/>
+              <w:left w:type="dxa" w:w="110"/>
+              <w:bottom w:type="dxa" w:w="70"/>
+              <w:right w:type="dxa" w:w="110"/>
+            </w:tcMar>
+          </w:tcPr>
+          <w:p>
             <w:pPr>
               <w:jc w:val="center"/>
             </w:pPr>
@@ -5763,7 +6572,587 @@
         </w:tc>
         <w:tc>
           <w:tcPr>
-            <w:tcW w:type="dxa" w:w="1900"/>
+            <w:tcW w:type="dxa" w:w="1400"/>
+            <w:tcBorders>
+              <w:top w:val="single" w:color="D8CDB8" w:sz="4"/>
+              <w:left w:val="single" w:color="D8CDB8" w:sz="4"/>
+              <w:bottom w:val="single" w:color="D8CDB8" w:sz="4"/>
+              <w:right w:val="single" w:color="D8CDB8" w:sz="4"/>
+            </w:tcBorders>
+            <w:tcMar>
+              <w:top w:type="dxa" w:w="70"/>
+              <w:left w:type="dxa" w:w="110"/>
+              <w:bottom w:type="dxa" w:w="70"/>
+              <w:right w:type="dxa" w:w="110"/>
+            </w:tcMar>
+          </w:tcPr>
+          <w:p>
+            <w:r>
+              <w:rPr>
+                <w:rFonts w:ascii="Calibri" w:cs="Calibri" w:eastAsia="Calibri" w:hAnsi="Calibri"/>
+                <w:color w:val="1E293B"/>
+                <w:sz w:val="19"/>
+                <w:szCs w:val="19"/>
+              </w:rPr>
+              <w:t xml:space="preserve">90 days</w:t>
+            </w:r>
+          </w:p>
+        </w:tc>
+        <w:tc>
+          <w:tcPr>
+            <w:tcW w:type="dxa" w:w="2290"/>
+            <w:tcBorders>
+              <w:top w:val="single" w:color="D8CDB8" w:sz="4"/>
+              <w:left w:val="single" w:color="D8CDB8" w:sz="4"/>
+              <w:bottom w:val="single" w:color="D8CDB8" w:sz="4"/>
+              <w:right w:val="single" w:color="D8CDB8" w:sz="4"/>
+            </w:tcBorders>
+            <w:tcMar>
+              <w:top w:type="dxa" w:w="70"/>
+              <w:left w:type="dxa" w:w="110"/>
+              <w:bottom w:type="dxa" w:w="70"/>
+              <w:right w:type="dxa" w:w="110"/>
+            </w:tcMar>
+          </w:tcPr>
+          <w:p>
+            <w:r>
+              <w:rPr>
+                <w:rFonts w:ascii="Calibri" w:cs="Calibri" w:eastAsia="Calibri" w:hAnsi="Calibri"/>
+                <w:color w:val="1E293B"/>
+                <w:sz w:val="19"/>
+                <w:szCs w:val="19"/>
+              </w:rPr>
+              <w:t xml:space="preserve">Remediation, trust-owned</w:t>
+            </w:r>
+          </w:p>
+        </w:tc>
+      </w:tr>
+      <w:tr>
+        <w:tc>
+          <w:tcPr>
+            <w:tcW w:type="dxa" w:w="3500"/>
+            <w:tcBorders>
+              <w:top w:val="single" w:color="D8CDB8" w:sz="4"/>
+              <w:left w:val="single" w:color="D8CDB8" w:sz="4"/>
+              <w:bottom w:val="single" w:color="D8CDB8" w:sz="4"/>
+              <w:right w:val="single" w:color="D8CDB8" w:sz="4"/>
+            </w:tcBorders>
+            <w:tcMar>
+              <w:top w:type="dxa" w:w="70"/>
+              <w:left w:type="dxa" w:w="110"/>
+              <w:bottom w:type="dxa" w:w="70"/>
+              <w:right w:type="dxa" w:w="110"/>
+            </w:tcMar>
+          </w:tcPr>
+          <w:p>
+            <w:r>
+              <w:rPr>
+                <w:rFonts w:ascii="Calibri" w:cs="Calibri" w:eastAsia="Calibri" w:hAnsi="Calibri"/>
+                <w:color w:val="1E293B"/>
+                <w:sz w:val="19"/>
+                <w:szCs w:val="19"/>
+              </w:rPr>
+              <w:t xml:space="preserve">GRAT Annuity Payment</w:t>
+            </w:r>
+          </w:p>
+        </w:tc>
+        <w:tc>
+          <w:tcPr>
+            <w:tcW w:type="dxa" w:w="2150"/>
+            <w:tcBorders>
+              <w:top w:val="single" w:color="D8CDB8" w:sz="4"/>
+              <w:left w:val="single" w:color="D8CDB8" w:sz="4"/>
+              <w:bottom w:val="single" w:color="D8CDB8" w:sz="4"/>
+              <w:right w:val="single" w:color="D8CDB8" w:sz="4"/>
+            </w:tcBorders>
+            <w:tcMar>
+              <w:top w:type="dxa" w:w="70"/>
+              <w:left w:type="dxa" w:w="110"/>
+              <w:bottom w:type="dxa" w:w="70"/>
+              <w:right w:type="dxa" w:w="110"/>
+            </w:tcMar>
+          </w:tcPr>
+          <w:p>
+            <w:r>
+              <w:rPr>
+                <w:rFonts w:ascii="Calibri" w:cs="Calibri" w:eastAsia="Calibri" w:hAnsi="Calibri"/>
+                <w:color w:val="1E293B"/>
+                <w:sz w:val="19"/>
+                <w:szCs w:val="19"/>
+              </w:rPr>
+              <w:t xml:space="preserve">Trusts &amp; Estates</w:t>
+            </w:r>
+          </w:p>
+        </w:tc>
+        <w:tc>
+          <w:tcPr>
+            <w:tcW w:type="dxa" w:w="900"/>
+            <w:tcBorders>
+              <w:top w:val="single" w:color="D8CDB8" w:sz="4"/>
+              <w:left w:val="single" w:color="D8CDB8" w:sz="4"/>
+              <w:bottom w:val="single" w:color="D8CDB8" w:sz="4"/>
+              <w:right w:val="single" w:color="D8CDB8" w:sz="4"/>
+            </w:tcBorders>
+            <w:tcMar>
+              <w:top w:type="dxa" w:w="70"/>
+              <w:left w:type="dxa" w:w="110"/>
+              <w:bottom w:type="dxa" w:w="70"/>
+              <w:right w:type="dxa" w:w="110"/>
+            </w:tcMar>
+          </w:tcPr>
+          <w:p>
+            <w:pPr>
+              <w:jc w:val="center"/>
+            </w:pPr>
+            <w:r>
+              <w:rPr>
+                <w:rFonts w:ascii="Calibri" w:cs="Calibri" w:eastAsia="Calibri" w:hAnsi="Calibri"/>
+                <w:color w:val="1E293B"/>
+                <w:sz w:val="19"/>
+                <w:szCs w:val="19"/>
+              </w:rPr>
+              <w:t xml:space="preserve">8</w:t>
+            </w:r>
+          </w:p>
+        </w:tc>
+        <w:tc>
+          <w:tcPr>
+            <w:tcW w:type="dxa" w:w="1400"/>
+            <w:tcBorders>
+              <w:top w:val="single" w:color="D8CDB8" w:sz="4"/>
+              <w:left w:val="single" w:color="D8CDB8" w:sz="4"/>
+              <w:bottom w:val="single" w:color="D8CDB8" w:sz="4"/>
+              <w:right w:val="single" w:color="D8CDB8" w:sz="4"/>
+            </w:tcBorders>
+            <w:tcMar>
+              <w:top w:type="dxa" w:w="70"/>
+              <w:left w:type="dxa" w:w="110"/>
+              <w:bottom w:type="dxa" w:w="70"/>
+              <w:right w:type="dxa" w:w="110"/>
+            </w:tcMar>
+          </w:tcPr>
+          <w:p>
+            <w:r>
+              <w:rPr>
+                <w:rFonts w:ascii="Calibri" w:cs="Calibri" w:eastAsia="Calibri" w:hAnsi="Calibri"/>
+                <w:color w:val="1E293B"/>
+                <w:sz w:val="19"/>
+                <w:szCs w:val="19"/>
+              </w:rPr>
+              <w:t xml:space="preserve">60 days</w:t>
+            </w:r>
+          </w:p>
+        </w:tc>
+        <w:tc>
+          <w:tcPr>
+            <w:tcW w:type="dxa" w:w="2290"/>
+            <w:tcBorders>
+              <w:top w:val="single" w:color="D8CDB8" w:sz="4"/>
+              <w:left w:val="single" w:color="D8CDB8" w:sz="4"/>
+              <w:bottom w:val="single" w:color="D8CDB8" w:sz="4"/>
+              <w:right w:val="single" w:color="D8CDB8" w:sz="4"/>
+            </w:tcBorders>
+            <w:tcMar>
+              <w:top w:type="dxa" w:w="70"/>
+              <w:left w:type="dxa" w:w="110"/>
+              <w:bottom w:type="dxa" w:w="70"/>
+              <w:right w:type="dxa" w:w="110"/>
+            </w:tcMar>
+          </w:tcPr>
+          <w:p>
+            <w:r>
+              <w:rPr>
+                <w:rFonts w:ascii="Calibri" w:cs="Calibri" w:eastAsia="Calibri" w:hAnsi="Calibri"/>
+                <w:color w:val="1E293B"/>
+                <w:sz w:val="19"/>
+                <w:szCs w:val="19"/>
+              </w:rPr>
+              <w:t xml:space="preserve">In-kind, final year</w:t>
+            </w:r>
+          </w:p>
+        </w:tc>
+      </w:tr>
+      <w:tr>
+        <w:tc>
+          <w:tcPr>
+            <w:tcW w:type="dxa" w:w="3500"/>
+            <w:tcBorders>
+              <w:top w:val="single" w:color="D8CDB8" w:sz="4"/>
+              <w:left w:val="single" w:color="D8CDB8" w:sz="4"/>
+              <w:bottom w:val="single" w:color="D8CDB8" w:sz="4"/>
+              <w:right w:val="single" w:color="D8CDB8" w:sz="4"/>
+            </w:tcBorders>
+            <w:tcMar>
+              <w:top w:type="dxa" w:w="70"/>
+              <w:left w:type="dxa" w:w="110"/>
+              <w:bottom w:type="dxa" w:w="70"/>
+              <w:right w:type="dxa" w:w="110"/>
+            </w:tcMar>
+          </w:tcPr>
+          <w:p>
+            <w:r>
+              <w:rPr>
+                <w:rFonts w:ascii="Calibri" w:cs="Calibri" w:eastAsia="Calibri" w:hAnsi="Calibri"/>
+                <w:color w:val="1E293B"/>
+                <w:sz w:val="19"/>
+                <w:szCs w:val="19"/>
+              </w:rPr>
+              <w:t xml:space="preserve">Intra-Family Loan Interest</w:t>
+            </w:r>
+          </w:p>
+        </w:tc>
+        <w:tc>
+          <w:tcPr>
+            <w:tcW w:type="dxa" w:w="2150"/>
+            <w:tcBorders>
+              <w:top w:val="single" w:color="D8CDB8" w:sz="4"/>
+              <w:left w:val="single" w:color="D8CDB8" w:sz="4"/>
+              <w:bottom w:val="single" w:color="D8CDB8" w:sz="4"/>
+              <w:right w:val="single" w:color="D8CDB8" w:sz="4"/>
+            </w:tcBorders>
+            <w:tcMar>
+              <w:top w:type="dxa" w:w="70"/>
+              <w:left w:type="dxa" w:w="110"/>
+              <w:bottom w:type="dxa" w:w="70"/>
+              <w:right w:type="dxa" w:w="110"/>
+            </w:tcMar>
+          </w:tcPr>
+          <w:p>
+            <w:r>
+              <w:rPr>
+                <w:rFonts w:ascii="Calibri" w:cs="Calibri" w:eastAsia="Calibri" w:hAnsi="Calibri"/>
+                <w:color w:val="1E293B"/>
+                <w:sz w:val="19"/>
+                <w:szCs w:val="19"/>
+              </w:rPr>
+              <w:t xml:space="preserve">Trusts &amp; Estates</w:t>
+            </w:r>
+          </w:p>
+        </w:tc>
+        <w:tc>
+          <w:tcPr>
+            <w:tcW w:type="dxa" w:w="900"/>
+            <w:tcBorders>
+              <w:top w:val="single" w:color="D8CDB8" w:sz="4"/>
+              <w:left w:val="single" w:color="D8CDB8" w:sz="4"/>
+              <w:bottom w:val="single" w:color="D8CDB8" w:sz="4"/>
+              <w:right w:val="single" w:color="D8CDB8" w:sz="4"/>
+            </w:tcBorders>
+            <w:tcMar>
+              <w:top w:type="dxa" w:w="70"/>
+              <w:left w:type="dxa" w:w="110"/>
+              <w:bottom w:type="dxa" w:w="70"/>
+              <w:right w:type="dxa" w:w="110"/>
+            </w:tcMar>
+          </w:tcPr>
+          <w:p>
+            <w:pPr>
+              <w:jc w:val="center"/>
+            </w:pPr>
+            <w:r>
+              <w:rPr>
+                <w:rFonts w:ascii="Calibri" w:cs="Calibri" w:eastAsia="Calibri" w:hAnsi="Calibri"/>
+                <w:color w:val="1E293B"/>
+                <w:sz w:val="19"/>
+                <w:szCs w:val="19"/>
+              </w:rPr>
+              <w:t xml:space="preserve">7</w:t>
+            </w:r>
+          </w:p>
+        </w:tc>
+        <w:tc>
+          <w:tcPr>
+            <w:tcW w:type="dxa" w:w="1400"/>
+            <w:tcBorders>
+              <w:top w:val="single" w:color="D8CDB8" w:sz="4"/>
+              <w:left w:val="single" w:color="D8CDB8" w:sz="4"/>
+              <w:bottom w:val="single" w:color="D8CDB8" w:sz="4"/>
+              <w:right w:val="single" w:color="D8CDB8" w:sz="4"/>
+            </w:tcBorders>
+            <w:tcMar>
+              <w:top w:type="dxa" w:w="70"/>
+              <w:left w:type="dxa" w:w="110"/>
+              <w:bottom w:type="dxa" w:w="70"/>
+              <w:right w:type="dxa" w:w="110"/>
+            </w:tcMar>
+          </w:tcPr>
+          <w:p>
+            <w:r>
+              <w:rPr>
+                <w:rFonts w:ascii="Calibri" w:cs="Calibri" w:eastAsia="Calibri" w:hAnsi="Calibri"/>
+                <w:color w:val="1E293B"/>
+                <w:sz w:val="19"/>
+                <w:szCs w:val="19"/>
+              </w:rPr>
+              <w:t xml:space="preserve">45 days</w:t>
+            </w:r>
+          </w:p>
+        </w:tc>
+        <w:tc>
+          <w:tcPr>
+            <w:tcW w:type="dxa" w:w="2290"/>
+            <w:tcBorders>
+              <w:top w:val="single" w:color="D8CDB8" w:sz="4"/>
+              <w:left w:val="single" w:color="D8CDB8" w:sz="4"/>
+              <w:bottom w:val="single" w:color="D8CDB8" w:sz="4"/>
+              <w:right w:val="single" w:color="D8CDB8" w:sz="4"/>
+            </w:tcBorders>
+            <w:tcMar>
+              <w:top w:type="dxa" w:w="70"/>
+              <w:left w:type="dxa" w:w="110"/>
+              <w:bottom w:type="dxa" w:w="70"/>
+              <w:right w:type="dxa" w:w="110"/>
+            </w:tcMar>
+          </w:tcPr>
+          <w:p>
+            <w:r>
+              <w:rPr>
+                <w:rFonts w:ascii="Calibri" w:cs="Calibri" w:eastAsia="Calibri" w:hAnsi="Calibri"/>
+                <w:color w:val="1E293B"/>
+                <w:sz w:val="19"/>
+                <w:szCs w:val="19"/>
+              </w:rPr>
+              <w:t xml:space="preserve">Maturity within a year</w:t>
+            </w:r>
+          </w:p>
+        </w:tc>
+      </w:tr>
+      <w:tr>
+        <w:tc>
+          <w:tcPr>
+            <w:tcW w:type="dxa" w:w="3500"/>
+            <w:tcBorders>
+              <w:top w:val="single" w:color="D8CDB8" w:sz="4"/>
+              <w:left w:val="single" w:color="D8CDB8" w:sz="4"/>
+              <w:bottom w:val="single" w:color="D8CDB8" w:sz="4"/>
+              <w:right w:val="single" w:color="D8CDB8" w:sz="4"/>
+            </w:tcBorders>
+            <w:tcMar>
+              <w:top w:type="dxa" w:w="70"/>
+              <w:left w:type="dxa" w:w="110"/>
+              <w:bottom w:type="dxa" w:w="70"/>
+              <w:right w:type="dxa" w:w="110"/>
+            </w:tcMar>
+          </w:tcPr>
+          <w:p>
+            <w:r>
+              <w:rPr>
+                <w:rFonts w:ascii="Calibri" w:cs="Calibri" w:eastAsia="Calibri" w:hAnsi="Calibri"/>
+                <w:color w:val="1E293B"/>
+                <w:sz w:val="19"/>
+                <w:szCs w:val="19"/>
+              </w:rPr>
+              <w:t xml:space="preserve">Required Minimum Distribution</w:t>
+            </w:r>
+          </w:p>
+        </w:tc>
+        <w:tc>
+          <w:tcPr>
+            <w:tcW w:type="dxa" w:w="2150"/>
+            <w:tcBorders>
+              <w:top w:val="single" w:color="D8CDB8" w:sz="4"/>
+              <w:left w:val="single" w:color="D8CDB8" w:sz="4"/>
+              <w:bottom w:val="single" w:color="D8CDB8" w:sz="4"/>
+              <w:right w:val="single" w:color="D8CDB8" w:sz="4"/>
+            </w:tcBorders>
+            <w:tcMar>
+              <w:top w:type="dxa" w:w="70"/>
+              <w:left w:type="dxa" w:w="110"/>
+              <w:bottom w:type="dxa" w:w="70"/>
+              <w:right w:type="dxa" w:w="110"/>
+            </w:tcMar>
+          </w:tcPr>
+          <w:p>
+            <w:r>
+              <w:rPr>
+                <w:rFonts w:ascii="Calibri" w:cs="Calibri" w:eastAsia="Calibri" w:hAnsi="Calibri"/>
+                <w:color w:val="1E293B"/>
+                <w:sz w:val="19"/>
+                <w:szCs w:val="19"/>
+              </w:rPr>
+              <w:t xml:space="preserve">Tax</w:t>
+            </w:r>
+          </w:p>
+        </w:tc>
+        <w:tc>
+          <w:tcPr>
+            <w:tcW w:type="dxa" w:w="900"/>
+            <w:tcBorders>
+              <w:top w:val="single" w:color="D8CDB8" w:sz="4"/>
+              <w:left w:val="single" w:color="D8CDB8" w:sz="4"/>
+              <w:bottom w:val="single" w:color="D8CDB8" w:sz="4"/>
+              <w:right w:val="single" w:color="D8CDB8" w:sz="4"/>
+            </w:tcBorders>
+            <w:tcMar>
+              <w:top w:type="dxa" w:w="70"/>
+              <w:left w:type="dxa" w:w="110"/>
+              <w:bottom w:type="dxa" w:w="70"/>
+              <w:right w:type="dxa" w:w="110"/>
+            </w:tcMar>
+          </w:tcPr>
+          <w:p>
+            <w:pPr>
+              <w:jc w:val="center"/>
+            </w:pPr>
+            <w:r>
+              <w:rPr>
+                <w:rFonts w:ascii="Calibri" w:cs="Calibri" w:eastAsia="Calibri" w:hAnsi="Calibri"/>
+                <w:color w:val="1E293B"/>
+                <w:sz w:val="19"/>
+                <w:szCs w:val="19"/>
+              </w:rPr>
+              <w:t xml:space="preserve">8</w:t>
+            </w:r>
+          </w:p>
+        </w:tc>
+        <w:tc>
+          <w:tcPr>
+            <w:tcW w:type="dxa" w:w="1400"/>
+            <w:tcBorders>
+              <w:top w:val="single" w:color="D8CDB8" w:sz="4"/>
+              <w:left w:val="single" w:color="D8CDB8" w:sz="4"/>
+              <w:bottom w:val="single" w:color="D8CDB8" w:sz="4"/>
+              <w:right w:val="single" w:color="D8CDB8" w:sz="4"/>
+            </w:tcBorders>
+            <w:tcMar>
+              <w:top w:type="dxa" w:w="70"/>
+              <w:left w:type="dxa" w:w="110"/>
+              <w:bottom w:type="dxa" w:w="70"/>
+              <w:right w:type="dxa" w:w="110"/>
+            </w:tcMar>
+          </w:tcPr>
+          <w:p>
+            <w:r>
+              <w:rPr>
+                <w:rFonts w:ascii="Calibri" w:cs="Calibri" w:eastAsia="Calibri" w:hAnsi="Calibri"/>
+                <w:color w:val="1E293B"/>
+                <w:sz w:val="19"/>
+                <w:szCs w:val="19"/>
+              </w:rPr>
+              <w:t xml:space="preserve">90 days</w:t>
+            </w:r>
+          </w:p>
+        </w:tc>
+        <w:tc>
+          <w:tcPr>
+            <w:tcW w:type="dxa" w:w="2290"/>
+            <w:tcBorders>
+              <w:top w:val="single" w:color="D8CDB8" w:sz="4"/>
+              <w:left w:val="single" w:color="D8CDB8" w:sz="4"/>
+              <w:bottom w:val="single" w:color="D8CDB8" w:sz="4"/>
+              <w:right w:val="single" w:color="D8CDB8" w:sz="4"/>
+            </w:tcBorders>
+            <w:tcMar>
+              <w:top w:type="dxa" w:w="70"/>
+              <w:left w:type="dxa" w:w="110"/>
+              <w:bottom w:type="dxa" w:w="70"/>
+              <w:right w:type="dxa" w:w="110"/>
+            </w:tcMar>
+          </w:tcPr>
+          <w:p>
+            <w:r>
+              <w:rPr>
+                <w:rFonts w:ascii="Calibri" w:cs="Calibri" w:eastAsia="Calibri" w:hAnsi="Calibri"/>
+                <w:color w:val="1E293B"/>
+                <w:sz w:val="19"/>
+                <w:szCs w:val="19"/>
+              </w:rPr>
+              <w:t xml:space="preserve">CPA sign-off, charitable</w:t>
+            </w:r>
+          </w:p>
+        </w:tc>
+      </w:tr>
+      <w:tr>
+        <w:tc>
+          <w:tcPr>
+            <w:tcW w:type="dxa" w:w="3500"/>
+            <w:tcBorders>
+              <w:top w:val="single" w:color="D8CDB8" w:sz="4"/>
+              <w:left w:val="single" w:color="D8CDB8" w:sz="4"/>
+              <w:bottom w:val="single" w:color="D8CDB8" w:sz="4"/>
+              <w:right w:val="single" w:color="D8CDB8" w:sz="4"/>
+            </w:tcBorders>
+            <w:tcMar>
+              <w:top w:type="dxa" w:w="70"/>
+              <w:left w:type="dxa" w:w="110"/>
+              <w:bottom w:type="dxa" w:w="70"/>
+              <w:right w:type="dxa" w:w="110"/>
+            </w:tcMar>
+          </w:tcPr>
+          <w:p>
+            <w:r>
+              <w:rPr>
+                <w:rFonts w:ascii="Calibri" w:cs="Calibri" w:eastAsia="Calibri" w:hAnsi="Calibri"/>
+                <w:color w:val="1E293B"/>
+                <w:sz w:val="19"/>
+                <w:szCs w:val="19"/>
+              </w:rPr>
+              <w:t xml:space="preserve">Partnership K-1 Collection</w:t>
+            </w:r>
+          </w:p>
+        </w:tc>
+        <w:tc>
+          <w:tcPr>
+            <w:tcW w:type="dxa" w:w="2150"/>
+            <w:tcBorders>
+              <w:top w:val="single" w:color="D8CDB8" w:sz="4"/>
+              <w:left w:val="single" w:color="D8CDB8" w:sz="4"/>
+              <w:bottom w:val="single" w:color="D8CDB8" w:sz="4"/>
+              <w:right w:val="single" w:color="D8CDB8" w:sz="4"/>
+            </w:tcBorders>
+            <w:tcMar>
+              <w:top w:type="dxa" w:w="70"/>
+              <w:left w:type="dxa" w:w="110"/>
+              <w:bottom w:type="dxa" w:w="70"/>
+              <w:right w:type="dxa" w:w="110"/>
+            </w:tcMar>
+          </w:tcPr>
+          <w:p>
+            <w:r>
+              <w:rPr>
+                <w:rFonts w:ascii="Calibri" w:cs="Calibri" w:eastAsia="Calibri" w:hAnsi="Calibri"/>
+                <w:color w:val="1E293B"/>
+                <w:sz w:val="19"/>
+                <w:szCs w:val="19"/>
+              </w:rPr>
+              <w:t xml:space="preserve">Tax</w:t>
+            </w:r>
+          </w:p>
+        </w:tc>
+        <w:tc>
+          <w:tcPr>
+            <w:tcW w:type="dxa" w:w="900"/>
+            <w:tcBorders>
+              <w:top w:val="single" w:color="D8CDB8" w:sz="4"/>
+              <w:left w:val="single" w:color="D8CDB8" w:sz="4"/>
+              <w:bottom w:val="single" w:color="D8CDB8" w:sz="4"/>
+              <w:right w:val="single" w:color="D8CDB8" w:sz="4"/>
+            </w:tcBorders>
+            <w:tcMar>
+              <w:top w:type="dxa" w:w="70"/>
+              <w:left w:type="dxa" w:w="110"/>
+              <w:bottom w:type="dxa" w:w="70"/>
+              <w:right w:type="dxa" w:w="110"/>
+            </w:tcMar>
+          </w:tcPr>
+          <w:p>
+            <w:pPr>
+              <w:jc w:val="center"/>
+            </w:pPr>
+            <w:r>
+              <w:rPr>
+                <w:rFonts w:ascii="Calibri" w:cs="Calibri" w:eastAsia="Calibri" w:hAnsi="Calibri"/>
+                <w:color w:val="1E293B"/>
+                <w:sz w:val="19"/>
+                <w:szCs w:val="19"/>
+              </w:rPr>
+              <w:t xml:space="preserve">8</w:t>
+            </w:r>
+          </w:p>
+        </w:tc>
+        <w:tc>
+          <w:tcPr>
+            <w:tcW w:type="dxa" w:w="1400"/>
             <w:tcBorders>
               <w:top w:val="single" w:color="D8CDB8" w:sz="4"/>
               <w:left w:val="single" w:color="D8CDB8" w:sz="4"/>
@@ -5791,37 +7180,37 @@
         </w:tc>
         <w:tc>
           <w:tcPr>
-            <w:tcW w:type="dxa" w:w="2900"/>
-            <w:tcBorders>
-              <w:top w:val="single" w:color="D8CDB8" w:sz="4"/>
-              <w:left w:val="single" w:color="D8CDB8" w:sz="4"/>
-              <w:bottom w:val="single" w:color="D8CDB8" w:sz="4"/>
-              <w:right w:val="single" w:color="D8CDB8" w:sz="4"/>
-            </w:tcBorders>
-            <w:tcMar>
-              <w:top w:type="dxa" w:w="70"/>
-              <w:left w:type="dxa" w:w="110"/>
-              <w:bottom w:type="dxa" w:w="70"/>
-              <w:right w:type="dxa" w:w="110"/>
-            </w:tcMar>
-          </w:tcPr>
-          <w:p>
-            <w:r>
-              <w:rPr>
-                <w:rFonts w:ascii="Calibri" w:cs="Calibri" w:eastAsia="Calibri" w:hAnsi="Calibri"/>
-                <w:color w:val="1E293B"/>
-                <w:sz w:val="19"/>
-                <w:szCs w:val="19"/>
-              </w:rPr>
-              <w:t xml:space="preserve">Market check</w:t>
-            </w:r>
-          </w:p>
-        </w:tc>
-      </w:tr>
-      <w:tr>
-        <w:tc>
-          <w:tcPr>
-            <w:tcW w:type="dxa" w:w="4040"/>
+            <w:tcW w:type="dxa" w:w="2290"/>
+            <w:tcBorders>
+              <w:top w:val="single" w:color="D8CDB8" w:sz="4"/>
+              <w:left w:val="single" w:color="D8CDB8" w:sz="4"/>
+              <w:bottom w:val="single" w:color="D8CDB8" w:sz="4"/>
+              <w:right w:val="single" w:color="D8CDB8" w:sz="4"/>
+            </w:tcBorders>
+            <w:tcMar>
+              <w:top w:type="dxa" w:w="70"/>
+              <w:left w:type="dxa" w:w="110"/>
+              <w:bottom w:type="dxa" w:w="70"/>
+              <w:right w:type="dxa" w:w="110"/>
+            </w:tcMar>
+          </w:tcPr>
+          <w:p>
+            <w:r>
+              <w:rPr>
+                <w:rFonts w:ascii="Calibri" w:cs="Calibri" w:eastAsia="Calibri" w:hAnsi="Calibri"/>
+                <w:color w:val="1E293B"/>
+                <w:sz w:val="19"/>
+                <w:szCs w:val="19"/>
+              </w:rPr>
+              <w:t xml:space="preserve">—</w:t>
+            </w:r>
+          </w:p>
+        </w:tc>
+      </w:tr>
+      <w:tr>
+        <w:tc>
+          <w:tcPr>
+            <w:tcW w:type="dxa" w:w="3500"/>
             <w:tcBorders>
               <w:top w:val="single" w:color="D8CDB8" w:sz="4"/>
               <w:left w:val="single" w:color="D8CDB8" w:sz="4"/>
@@ -5849,6 +7238,65 @@
         </w:tc>
         <w:tc>
           <w:tcPr>
+            <w:tcW w:type="dxa" w:w="2150"/>
+            <w:tcBorders>
+              <w:top w:val="single" w:color="D8CDB8" w:sz="4"/>
+              <w:left w:val="single" w:color="D8CDB8" w:sz="4"/>
+              <w:bottom w:val="single" w:color="D8CDB8" w:sz="4"/>
+              <w:right w:val="single" w:color="D8CDB8" w:sz="4"/>
+            </w:tcBorders>
+            <w:tcMar>
+              <w:top w:type="dxa" w:w="70"/>
+              <w:left w:type="dxa" w:w="110"/>
+              <w:bottom w:type="dxa" w:w="70"/>
+              <w:right w:type="dxa" w:w="110"/>
+            </w:tcMar>
+          </w:tcPr>
+          <w:p>
+            <w:r>
+              <w:rPr>
+                <w:rFonts w:ascii="Calibri" w:cs="Calibri" w:eastAsia="Calibri" w:hAnsi="Calibri"/>
+                <w:color w:val="1E293B"/>
+                <w:sz w:val="19"/>
+                <w:szCs w:val="19"/>
+              </w:rPr>
+              <w:t xml:space="preserve">Tax</w:t>
+            </w:r>
+          </w:p>
+        </w:tc>
+        <w:tc>
+          <w:tcPr>
+            <w:tcW w:type="dxa" w:w="900"/>
+            <w:tcBorders>
+              <w:top w:val="single" w:color="D8CDB8" w:sz="4"/>
+              <w:left w:val="single" w:color="D8CDB8" w:sz="4"/>
+              <w:bottom w:val="single" w:color="D8CDB8" w:sz="4"/>
+              <w:right w:val="single" w:color="D8CDB8" w:sz="4"/>
+            </w:tcBorders>
+            <w:tcMar>
+              <w:top w:type="dxa" w:w="70"/>
+              <w:left w:type="dxa" w:w="110"/>
+              <w:bottom w:type="dxa" w:w="70"/>
+              <w:right w:type="dxa" w:w="110"/>
+            </w:tcMar>
+          </w:tcPr>
+          <w:p>
+            <w:pPr>
+              <w:jc w:val="center"/>
+            </w:pPr>
+            <w:r>
+              <w:rPr>
+                <w:rFonts w:ascii="Calibri" w:cs="Calibri" w:eastAsia="Calibri" w:hAnsi="Calibri"/>
+                <w:color w:val="1E293B"/>
+                <w:sz w:val="19"/>
+                <w:szCs w:val="19"/>
+              </w:rPr>
+              <w:t xml:space="preserve">5</w:t>
+            </w:r>
+          </w:p>
+        </w:tc>
+        <w:tc>
+          <w:tcPr>
             <w:tcW w:type="dxa" w:w="1400"/>
             <w:tcBorders>
               <w:top w:val="single" w:color="D8CDB8" w:sz="4"/>
@@ -5864,6 +7312,120 @@
             </w:tcMar>
           </w:tcPr>
           <w:p>
+            <w:r>
+              <w:rPr>
+                <w:rFonts w:ascii="Calibri" w:cs="Calibri" w:eastAsia="Calibri" w:hAnsi="Calibri"/>
+                <w:color w:val="1E293B"/>
+                <w:sz w:val="19"/>
+                <w:szCs w:val="19"/>
+              </w:rPr>
+              <w:t xml:space="preserve">30 days</w:t>
+            </w:r>
+          </w:p>
+        </w:tc>
+        <w:tc>
+          <w:tcPr>
+            <w:tcW w:type="dxa" w:w="2290"/>
+            <w:tcBorders>
+              <w:top w:val="single" w:color="D8CDB8" w:sz="4"/>
+              <w:left w:val="single" w:color="D8CDB8" w:sz="4"/>
+              <w:bottom w:val="single" w:color="D8CDB8" w:sz="4"/>
+              <w:right w:val="single" w:color="D8CDB8" w:sz="4"/>
+            </w:tcBorders>
+            <w:tcMar>
+              <w:top w:type="dxa" w:w="70"/>
+              <w:left w:type="dxa" w:w="110"/>
+              <w:bottom w:type="dxa" w:w="70"/>
+              <w:right w:type="dxa" w:w="110"/>
+            </w:tcMar>
+          </w:tcPr>
+          <w:p>
+            <w:r>
+              <w:rPr>
+                <w:rFonts w:ascii="Calibri" w:cs="Calibri" w:eastAsia="Calibri" w:hAnsi="Calibri"/>
+                <w:color w:val="1E293B"/>
+                <w:sz w:val="19"/>
+                <w:szCs w:val="19"/>
+              </w:rPr>
+              <w:t xml:space="preserve">CPA sign-off</w:t>
+            </w:r>
+          </w:p>
+        </w:tc>
+      </w:tr>
+      <w:tr>
+        <w:tc>
+          <w:tcPr>
+            <w:tcW w:type="dxa" w:w="3500"/>
+            <w:tcBorders>
+              <w:top w:val="single" w:color="D8CDB8" w:sz="4"/>
+              <w:left w:val="single" w:color="D8CDB8" w:sz="4"/>
+              <w:bottom w:val="single" w:color="D8CDB8" w:sz="4"/>
+              <w:right w:val="single" w:color="D8CDB8" w:sz="4"/>
+            </w:tcBorders>
+            <w:tcMar>
+              <w:top w:type="dxa" w:w="70"/>
+              <w:left w:type="dxa" w:w="110"/>
+              <w:bottom w:type="dxa" w:w="70"/>
+              <w:right w:type="dxa" w:w="110"/>
+            </w:tcMar>
+          </w:tcPr>
+          <w:p>
+            <w:r>
+              <w:rPr>
+                <w:rFonts w:ascii="Calibri" w:cs="Calibri" w:eastAsia="Calibri" w:hAnsi="Calibri"/>
+                <w:color w:val="1E293B"/>
+                <w:sz w:val="19"/>
+                <w:szCs w:val="19"/>
+              </w:rPr>
+              <w:t xml:space="preserve">Private Fund Capital Call</w:t>
+            </w:r>
+          </w:p>
+        </w:tc>
+        <w:tc>
+          <w:tcPr>
+            <w:tcW w:type="dxa" w:w="2150"/>
+            <w:tcBorders>
+              <w:top w:val="single" w:color="D8CDB8" w:sz="4"/>
+              <w:left w:val="single" w:color="D8CDB8" w:sz="4"/>
+              <w:bottom w:val="single" w:color="D8CDB8" w:sz="4"/>
+              <w:right w:val="single" w:color="D8CDB8" w:sz="4"/>
+            </w:tcBorders>
+            <w:tcMar>
+              <w:top w:type="dxa" w:w="70"/>
+              <w:left w:type="dxa" w:w="110"/>
+              <w:bottom w:type="dxa" w:w="70"/>
+              <w:right w:type="dxa" w:w="110"/>
+            </w:tcMar>
+          </w:tcPr>
+          <w:p>
+            <w:r>
+              <w:rPr>
+                <w:rFonts w:ascii="Calibri" w:cs="Calibri" w:eastAsia="Calibri" w:hAnsi="Calibri"/>
+                <w:color w:val="1E293B"/>
+                <w:sz w:val="19"/>
+                <w:szCs w:val="19"/>
+              </w:rPr>
+              <w:t xml:space="preserve">Investments</w:t>
+            </w:r>
+          </w:p>
+        </w:tc>
+        <w:tc>
+          <w:tcPr>
+            <w:tcW w:type="dxa" w:w="900"/>
+            <w:tcBorders>
+              <w:top w:val="single" w:color="D8CDB8" w:sz="4"/>
+              <w:left w:val="single" w:color="D8CDB8" w:sz="4"/>
+              <w:bottom w:val="single" w:color="D8CDB8" w:sz="4"/>
+              <w:right w:val="single" w:color="D8CDB8" w:sz="4"/>
+            </w:tcBorders>
+            <w:tcMar>
+              <w:top w:type="dxa" w:w="70"/>
+              <w:left w:type="dxa" w:w="110"/>
+              <w:bottom w:type="dxa" w:w="70"/>
+              <w:right w:type="dxa" w:w="110"/>
+            </w:tcMar>
+          </w:tcPr>
+          <w:p>
             <w:pPr>
               <w:jc w:val="center"/>
             </w:pPr>
@@ -5880,92 +7442,6 @@
         </w:tc>
         <w:tc>
           <w:tcPr>
-            <w:tcW w:type="dxa" w:w="1900"/>
-            <w:tcBorders>
-              <w:top w:val="single" w:color="D8CDB8" w:sz="4"/>
-              <w:left w:val="single" w:color="D8CDB8" w:sz="4"/>
-              <w:bottom w:val="single" w:color="D8CDB8" w:sz="4"/>
-              <w:right w:val="single" w:color="D8CDB8" w:sz="4"/>
-            </w:tcBorders>
-            <w:tcMar>
-              <w:top w:type="dxa" w:w="70"/>
-              <w:left w:type="dxa" w:w="110"/>
-              <w:bottom w:type="dxa" w:w="70"/>
-              <w:right w:type="dxa" w:w="110"/>
-            </w:tcMar>
-          </w:tcPr>
-          <w:p>
-            <w:r>
-              <w:rPr>
-                <w:rFonts w:ascii="Calibri" w:cs="Calibri" w:eastAsia="Calibri" w:hAnsi="Calibri"/>
-                <w:color w:val="1E293B"/>
-                <w:sz w:val="19"/>
-                <w:szCs w:val="19"/>
-              </w:rPr>
-              <w:t xml:space="preserve">30 days</w:t>
-            </w:r>
-          </w:p>
-        </w:tc>
-        <w:tc>
-          <w:tcPr>
-            <w:tcW w:type="dxa" w:w="2900"/>
-            <w:tcBorders>
-              <w:top w:val="single" w:color="D8CDB8" w:sz="4"/>
-              <w:left w:val="single" w:color="D8CDB8" w:sz="4"/>
-              <w:bottom w:val="single" w:color="D8CDB8" w:sz="4"/>
-              <w:right w:val="single" w:color="D8CDB8" w:sz="4"/>
-            </w:tcBorders>
-            <w:tcMar>
-              <w:top w:type="dxa" w:w="70"/>
-              <w:left w:type="dxa" w:w="110"/>
-              <w:bottom w:type="dxa" w:w="70"/>
-              <w:right w:type="dxa" w:w="110"/>
-            </w:tcMar>
-          </w:tcPr>
-          <w:p>
-            <w:r>
-              <w:rPr>
-                <w:rFonts w:ascii="Calibri" w:cs="Calibri" w:eastAsia="Calibri" w:hAnsi="Calibri"/>
-                <w:color w:val="1E293B"/>
-                <w:sz w:val="19"/>
-                <w:szCs w:val="19"/>
-              </w:rPr>
-              <w:t xml:space="preserve">CPA sign-off</w:t>
-            </w:r>
-          </w:p>
-        </w:tc>
-      </w:tr>
-      <w:tr>
-        <w:tc>
-          <w:tcPr>
-            <w:tcW w:type="dxa" w:w="4040"/>
-            <w:tcBorders>
-              <w:top w:val="single" w:color="D8CDB8" w:sz="4"/>
-              <w:left w:val="single" w:color="D8CDB8" w:sz="4"/>
-              <w:bottom w:val="single" w:color="D8CDB8" w:sz="4"/>
-              <w:right w:val="single" w:color="D8CDB8" w:sz="4"/>
-            </w:tcBorders>
-            <w:tcMar>
-              <w:top w:type="dxa" w:w="70"/>
-              <w:left w:type="dxa" w:w="110"/>
-              <w:bottom w:type="dxa" w:w="70"/>
-              <w:right w:type="dxa" w:w="110"/>
-            </w:tcMar>
-          </w:tcPr>
-          <w:p>
-            <w:r>
-              <w:rPr>
-                <w:rFonts w:ascii="Calibri" w:cs="Calibri" w:eastAsia="Calibri" w:hAnsi="Calibri"/>
-                <w:color w:val="1E293B"/>
-                <w:sz w:val="19"/>
-                <w:szCs w:val="19"/>
-              </w:rPr>
-              <w:t xml:space="preserve">Private Fund Capital Call</w:t>
-            </w:r>
-          </w:p>
-        </w:tc>
-        <w:tc>
-          <w:tcPr>
             <w:tcW w:type="dxa" w:w="1400"/>
             <w:tcBorders>
               <w:top w:val="single" w:color="D8CDB8" w:sz="4"/>
@@ -5981,37 +7457,6 @@
             </w:tcMar>
           </w:tcPr>
           <w:p>
-            <w:pPr>
-              <w:jc w:val="center"/>
-            </w:pPr>
-            <w:r>
-              <w:rPr>
-                <w:rFonts w:ascii="Calibri" w:cs="Calibri" w:eastAsia="Calibri" w:hAnsi="Calibri"/>
-                <w:color w:val="1E293B"/>
-                <w:sz w:val="19"/>
-                <w:szCs w:val="19"/>
-              </w:rPr>
-              <w:t xml:space="preserve">5</w:t>
-            </w:r>
-          </w:p>
-        </w:tc>
-        <w:tc>
-          <w:tcPr>
-            <w:tcW w:type="dxa" w:w="1900"/>
-            <w:tcBorders>
-              <w:top w:val="single" w:color="D8CDB8" w:sz="4"/>
-              <w:left w:val="single" w:color="D8CDB8" w:sz="4"/>
-              <w:bottom w:val="single" w:color="D8CDB8" w:sz="4"/>
-              <w:right w:val="single" w:color="D8CDB8" w:sz="4"/>
-            </w:tcBorders>
-            <w:tcMar>
-              <w:top w:type="dxa" w:w="70"/>
-              <w:left w:type="dxa" w:w="110"/>
-              <w:bottom w:type="dxa" w:w="70"/>
-              <w:right w:type="dxa" w:w="110"/>
-            </w:tcMar>
-          </w:tcPr>
-          <w:p>
             <w:r>
               <w:rPr>
                 <w:rFonts w:ascii="Calibri" w:cs="Calibri" w:eastAsia="Calibri" w:hAnsi="Calibri"/>
@@ -6025,7 +7470,7 @@
         </w:tc>
         <w:tc>
           <w:tcPr>
-            <w:tcW w:type="dxa" w:w="2900"/>
+            <w:tcW w:type="dxa" w:w="2290"/>
             <w:tcBorders>
               <w:top w:val="single" w:color="D8CDB8" w:sz="4"/>
               <w:left w:val="single" w:color="D8CDB8" w:sz="4"/>
@@ -6064,7 +7509,21 @@
           <w:sz w:val="21"/>
           <w:szCs w:val="21"/>
         </w:rPr>
-        <w:t xml:space="preserve">Between them these span five to nine steps, lead times from twelve days to seventy-five, two to four recipient types and three different conditional flags — all held as data rather than code, which is what lets a firm add its own playbooks.</w:t>
+        <w:t xml:space="preserve">Chosen by consequence of failure rather than frequency. A missed GRAT annuity can unwind the whole structure; unpaid intra-family loan interest can be recharacterised as a gift years later; an unreviewed universal life policy lapses quietly on an elderly insured; a short required distribution carries a penalty; and one late partnership document holds up an entire return. None of them announce themselves, which is exactly why they are worth automating.</w:t>
+      </w:r>
+    </w:p>
+    <w:p>
+      <w:pPr>
+        <w:spacing w:after="60"/>
+      </w:pPr>
+      <w:r>
+        <w:rPr>
+          <w:rFonts w:ascii="Calibri" w:cs="Calibri" w:eastAsia="Calibri" w:hAnsi="Calibri"/>
+          <w:color w:val="5A6E84"/>
+          <w:sz w:val="19"/>
+          <w:szCs w:val="19"/>
+        </w:rPr>
+        <w:t xml:space="preserve">Lead times are a considered starting point rather than advice. Deadlines vary by jurisdiction and change with legislation, so each firm should have its own tax and legal counsel confirm them before a playbook runs against a real family. That is one reason playbooks are held as data a firm can edit, not code it cannot.</w:t>
       </w:r>
     </w:p>
     <w:p>
@@ -6174,6 +7633,25 @@
           <w:szCs w:val="20"/>
         </w:rPr>
         <w:t xml:space="preserve">Backup and recovery policy should be stated explicitly for an enterprise buyer.</w:t>
+      </w:r>
+    </w:p>
+    <w:p>
+      <w:pPr>
+        <w:pStyle w:val="ListParagraph"/>
+        <w:numPr>
+          <w:ilvl w:val="0"/>
+          <w:numId w:val="2"/>
+        </w:numPr>
+        <w:spacing w:after="70"/>
+      </w:pPr>
+      <w:r>
+        <w:rPr>
+          <w:rFonts w:ascii="Calibri" w:cs="Calibri" w:eastAsia="Calibri" w:hAnsi="Calibri"/>
+          <w:color w:val="1E293B"/>
+          <w:sz w:val="20"/>
+          <w:szCs w:val="20"/>
+        </w:rPr>
+        <w:t xml:space="preserve">Delivery confirmation. The platform records that the email provider accepted a message, which is not the same as it arriving. Bounce and complaint handling is the next piece of work; until then a bounced item would sit looking sent.</w:t>
       </w:r>
     </w:p>
     <w:p>

--- a/TitanOS_Capability_Overview.docx
+++ b/TitanOS_Capability_Overview.docx
@@ -1803,6 +1803,326 @@
                 <w:sz w:val="19"/>
                 <w:szCs w:val="19"/>
               </w:rPr>
+              <w:t xml:space="preserve">Account balances are dated and traceable to the statement they came from</w:t>
+            </w:r>
+          </w:p>
+        </w:tc>
+        <w:tc>
+          <w:tcPr>
+            <w:tcW w:type="dxa" w:w="2000"/>
+            <w:tcBorders>
+              <w:top w:val="single" w:color="D8CDB8" w:sz="4"/>
+              <w:left w:val="single" w:color="D8CDB8" w:sz="4"/>
+              <w:bottom w:val="single" w:color="D8CDB8" w:sz="4"/>
+              <w:right w:val="single" w:color="D8CDB8" w:sz="4"/>
+            </w:tcBorders>
+            <w:shd w:fill="E2F2E8" w:val="clear"/>
+            <w:tcMar>
+              <w:top w:type="dxa" w:w="70"/>
+              <w:left w:type="dxa" w:w="110"/>
+              <w:bottom w:type="dxa" w:w="70"/>
+              <w:right w:type="dxa" w:w="110"/>
+            </w:tcMar>
+          </w:tcPr>
+          <w:p>
+            <w:pPr>
+              <w:jc w:val="center"/>
+            </w:pPr>
+            <w:r>
+              <w:rPr>
+                <w:rFonts w:ascii="Calibri" w:cs="Calibri" w:eastAsia="Calibri" w:hAnsi="Calibri"/>
+                <w:b/>
+                <w:bCs/>
+                <w:color w:val="115C33"/>
+                <w:sz w:val="16"/>
+                <w:szCs w:val="16"/>
+              </w:rPr>
+              <w:t xml:space="preserve">LIVE</w:t>
+            </w:r>
+          </w:p>
+        </w:tc>
+      </w:tr>
+      <w:tr>
+        <w:tc>
+          <w:tcPr>
+            <w:tcW w:type="dxa" w:w="8240"/>
+            <w:tcBorders>
+              <w:top w:val="single" w:color="D8CDB8" w:sz="4"/>
+              <w:left w:val="single" w:color="D8CDB8" w:sz="4"/>
+              <w:bottom w:val="single" w:color="D8CDB8" w:sz="4"/>
+              <w:right w:val="single" w:color="D8CDB8" w:sz="4"/>
+            </w:tcBorders>
+            <w:tcMar>
+              <w:top w:type="dxa" w:w="70"/>
+              <w:left w:type="dxa" w:w="110"/>
+              <w:bottom w:type="dxa" w:w="70"/>
+              <w:right w:type="dxa" w:w="110"/>
+            </w:tcMar>
+          </w:tcPr>
+          <w:p>
+            <w:r>
+              <w:rPr>
+                <w:rFonts w:ascii="Calibri" w:cs="Calibri" w:eastAsia="Calibri" w:hAnsi="Calibri"/>
+                <w:color w:val="1E293B"/>
+                <w:sz w:val="19"/>
+                <w:szCs w:val="19"/>
+              </w:rPr>
+              <w:t xml:space="preserve">Balance history per account, showing the change between periods</w:t>
+            </w:r>
+          </w:p>
+        </w:tc>
+        <w:tc>
+          <w:tcPr>
+            <w:tcW w:type="dxa" w:w="2000"/>
+            <w:tcBorders>
+              <w:top w:val="single" w:color="D8CDB8" w:sz="4"/>
+              <w:left w:val="single" w:color="D8CDB8" w:sz="4"/>
+              <w:bottom w:val="single" w:color="D8CDB8" w:sz="4"/>
+              <w:right w:val="single" w:color="D8CDB8" w:sz="4"/>
+            </w:tcBorders>
+            <w:shd w:fill="E2F2E8" w:val="clear"/>
+            <w:tcMar>
+              <w:top w:type="dxa" w:w="70"/>
+              <w:left w:type="dxa" w:w="110"/>
+              <w:bottom w:type="dxa" w:w="70"/>
+              <w:right w:type="dxa" w:w="110"/>
+            </w:tcMar>
+          </w:tcPr>
+          <w:p>
+            <w:pPr>
+              <w:jc w:val="center"/>
+            </w:pPr>
+            <w:r>
+              <w:rPr>
+                <w:rFonts w:ascii="Calibri" w:cs="Calibri" w:eastAsia="Calibri" w:hAnsi="Calibri"/>
+                <w:b/>
+                <w:bCs/>
+                <w:color w:val="115C33"/>
+                <w:sz w:val="16"/>
+                <w:szCs w:val="16"/>
+              </w:rPr>
+              <w:t xml:space="preserve">LIVE</w:t>
+            </w:r>
+          </w:p>
+        </w:tc>
+      </w:tr>
+      <w:tr>
+        <w:tc>
+          <w:tcPr>
+            <w:tcW w:type="dxa" w:w="8240"/>
+            <w:tcBorders>
+              <w:top w:val="single" w:color="D8CDB8" w:sz="4"/>
+              <w:left w:val="single" w:color="D8CDB8" w:sz="4"/>
+              <w:bottom w:val="single" w:color="D8CDB8" w:sz="4"/>
+              <w:right w:val="single" w:color="D8CDB8" w:sz="4"/>
+            </w:tcBorders>
+            <w:tcMar>
+              <w:top w:type="dxa" w:w="70"/>
+              <w:left w:type="dxa" w:w="110"/>
+              <w:bottom w:type="dxa" w:w="70"/>
+              <w:right w:type="dxa" w:w="110"/>
+            </w:tcMar>
+          </w:tcPr>
+          <w:p>
+            <w:r>
+              <w:rPr>
+                <w:rFonts w:ascii="Calibri" w:cs="Calibri" w:eastAsia="Calibri" w:hAnsi="Calibri"/>
+                <w:color w:val="1E293B"/>
+                <w:sz w:val="19"/>
+                <w:szCs w:val="19"/>
+              </w:rPr>
+              <w:t xml:space="preserve">Upload a statement and the AI proposes the closing balance for a person to confirm</w:t>
+            </w:r>
+          </w:p>
+        </w:tc>
+        <w:tc>
+          <w:tcPr>
+            <w:tcW w:type="dxa" w:w="2000"/>
+            <w:tcBorders>
+              <w:top w:val="single" w:color="D8CDB8" w:sz="4"/>
+              <w:left w:val="single" w:color="D8CDB8" w:sz="4"/>
+              <w:bottom w:val="single" w:color="D8CDB8" w:sz="4"/>
+              <w:right w:val="single" w:color="D8CDB8" w:sz="4"/>
+            </w:tcBorders>
+            <w:shd w:fill="E2F2E8" w:val="clear"/>
+            <w:tcMar>
+              <w:top w:type="dxa" w:w="70"/>
+              <w:left w:type="dxa" w:w="110"/>
+              <w:bottom w:type="dxa" w:w="70"/>
+              <w:right w:type="dxa" w:w="110"/>
+            </w:tcMar>
+          </w:tcPr>
+          <w:p>
+            <w:pPr>
+              <w:jc w:val="center"/>
+            </w:pPr>
+            <w:r>
+              <w:rPr>
+                <w:rFonts w:ascii="Calibri" w:cs="Calibri" w:eastAsia="Calibri" w:hAnsi="Calibri"/>
+                <w:b/>
+                <w:bCs/>
+                <w:color w:val="115C33"/>
+                <w:sz w:val="16"/>
+                <w:szCs w:val="16"/>
+              </w:rPr>
+              <w:t xml:space="preserve">LIVE</w:t>
+            </w:r>
+          </w:p>
+        </w:tc>
+      </w:tr>
+      <w:tr>
+        <w:tc>
+          <w:tcPr>
+            <w:tcW w:type="dxa" w:w="8240"/>
+            <w:tcBorders>
+              <w:top w:val="single" w:color="D8CDB8" w:sz="4"/>
+              <w:left w:val="single" w:color="D8CDB8" w:sz="4"/>
+              <w:bottom w:val="single" w:color="D8CDB8" w:sz="4"/>
+              <w:right w:val="single" w:color="D8CDB8" w:sz="4"/>
+            </w:tcBorders>
+            <w:tcMar>
+              <w:top w:type="dxa" w:w="70"/>
+              <w:left w:type="dxa" w:w="110"/>
+              <w:bottom w:type="dxa" w:w="70"/>
+              <w:right w:type="dxa" w:w="110"/>
+            </w:tcMar>
+          </w:tcPr>
+          <w:p>
+            <w:r>
+              <w:rPr>
+                <w:rFonts w:ascii="Calibri" w:cs="Calibri" w:eastAsia="Calibri" w:hAnsi="Calibri"/>
+                <w:color w:val="1E293B"/>
+                <w:sz w:val="19"/>
+                <w:szCs w:val="19"/>
+              </w:rPr>
+              <w:t xml:space="preserve">A corrected statement replaces that period's figure rather than sitting beside it</w:t>
+            </w:r>
+          </w:p>
+        </w:tc>
+        <w:tc>
+          <w:tcPr>
+            <w:tcW w:type="dxa" w:w="2000"/>
+            <w:tcBorders>
+              <w:top w:val="single" w:color="D8CDB8" w:sz="4"/>
+              <w:left w:val="single" w:color="D8CDB8" w:sz="4"/>
+              <w:bottom w:val="single" w:color="D8CDB8" w:sz="4"/>
+              <w:right w:val="single" w:color="D8CDB8" w:sz="4"/>
+            </w:tcBorders>
+            <w:shd w:fill="E2F2E8" w:val="clear"/>
+            <w:tcMar>
+              <w:top w:type="dxa" w:w="70"/>
+              <w:left w:type="dxa" w:w="110"/>
+              <w:bottom w:type="dxa" w:w="70"/>
+              <w:right w:type="dxa" w:w="110"/>
+            </w:tcMar>
+          </w:tcPr>
+          <w:p>
+            <w:pPr>
+              <w:jc w:val="center"/>
+            </w:pPr>
+            <w:r>
+              <w:rPr>
+                <w:rFonts w:ascii="Calibri" w:cs="Calibri" w:eastAsia="Calibri" w:hAnsi="Calibri"/>
+                <w:b/>
+                <w:bCs/>
+                <w:color w:val="115C33"/>
+                <w:sz w:val="16"/>
+                <w:szCs w:val="16"/>
+              </w:rPr>
+              <w:t xml:space="preserve">LIVE</w:t>
+            </w:r>
+          </w:p>
+        </w:tc>
+      </w:tr>
+      <w:tr>
+        <w:tc>
+          <w:tcPr>
+            <w:tcW w:type="dxa" w:w="8240"/>
+            <w:tcBorders>
+              <w:top w:val="single" w:color="D8CDB8" w:sz="4"/>
+              <w:left w:val="single" w:color="D8CDB8" w:sz="4"/>
+              <w:bottom w:val="single" w:color="D8CDB8" w:sz="4"/>
+              <w:right w:val="single" w:color="D8CDB8" w:sz="4"/>
+            </w:tcBorders>
+            <w:tcMar>
+              <w:top w:type="dxa" w:w="70"/>
+              <w:left w:type="dxa" w:w="110"/>
+              <w:bottom w:type="dxa" w:w="70"/>
+              <w:right w:type="dxa" w:w="110"/>
+            </w:tcMar>
+          </w:tcPr>
+          <w:p>
+            <w:r>
+              <w:rPr>
+                <w:rFonts w:ascii="Calibri" w:cs="Calibri" w:eastAsia="Calibri" w:hAnsi="Calibri"/>
+                <w:color w:val="1E293B"/>
+                <w:sz w:val="19"/>
+                <w:szCs w:val="19"/>
+              </w:rPr>
+              <w:t xml:space="preserve">Statements sit in the vault, so they are AI-readable and their downloads are logged</w:t>
+            </w:r>
+          </w:p>
+        </w:tc>
+        <w:tc>
+          <w:tcPr>
+            <w:tcW w:type="dxa" w:w="2000"/>
+            <w:tcBorders>
+              <w:top w:val="single" w:color="D8CDB8" w:sz="4"/>
+              <w:left w:val="single" w:color="D8CDB8" w:sz="4"/>
+              <w:bottom w:val="single" w:color="D8CDB8" w:sz="4"/>
+              <w:right w:val="single" w:color="D8CDB8" w:sz="4"/>
+            </w:tcBorders>
+            <w:shd w:fill="E2F2E8" w:val="clear"/>
+            <w:tcMar>
+              <w:top w:type="dxa" w:w="70"/>
+              <w:left w:type="dxa" w:w="110"/>
+              <w:bottom w:type="dxa" w:w="70"/>
+              <w:right w:type="dxa" w:w="110"/>
+            </w:tcMar>
+          </w:tcPr>
+          <w:p>
+            <w:pPr>
+              <w:jc w:val="center"/>
+            </w:pPr>
+            <w:r>
+              <w:rPr>
+                <w:rFonts w:ascii="Calibri" w:cs="Calibri" w:eastAsia="Calibri" w:hAnsi="Calibri"/>
+                <w:b/>
+                <w:bCs/>
+                <w:color w:val="115C33"/>
+                <w:sz w:val="16"/>
+                <w:szCs w:val="16"/>
+              </w:rPr>
+              <w:t xml:space="preserve">LIVE</w:t>
+            </w:r>
+          </w:p>
+        </w:tc>
+      </w:tr>
+      <w:tr>
+        <w:tc>
+          <w:tcPr>
+            <w:tcW w:type="dxa" w:w="8240"/>
+            <w:tcBorders>
+              <w:top w:val="single" w:color="D8CDB8" w:sz="4"/>
+              <w:left w:val="single" w:color="D8CDB8" w:sz="4"/>
+              <w:bottom w:val="single" w:color="D8CDB8" w:sz="4"/>
+              <w:right w:val="single" w:color="D8CDB8" w:sz="4"/>
+            </w:tcBorders>
+            <w:tcMar>
+              <w:top w:type="dxa" w:w="70"/>
+              <w:left w:type="dxa" w:w="110"/>
+              <w:bottom w:type="dxa" w:w="70"/>
+              <w:right w:type="dxa" w:w="110"/>
+            </w:tcMar>
+          </w:tcPr>
+          <w:p>
+            <w:r>
+              <w:rPr>
+                <w:rFonts w:ascii="Calibri" w:cs="Calibri" w:eastAsia="Calibri" w:hAnsi="Calibri"/>
+                <w:color w:val="1E293B"/>
+                <w:sz w:val="19"/>
+                <w:szCs w:val="19"/>
+              </w:rPr>
               <w:t xml:space="preserve">Attach from the figure itself — a paperclip beside Property Taxes opens a pre-filled upload</w:t>
             </w:r>
           </w:p>
@@ -2054,6 +2374,27 @@
           <w:szCs w:val="20"/>
         </w:rPr>
         <w:t xml:space="preserve">Demo moment: open a property, click the icon beside the insurance premium, and the declarations page opens. Next year's bill replaces it in two clicks and last year's stays on file.</w:t>
+      </w:r>
+    </w:p>
+    <w:p>
+      <w:pPr>
+        <w:pBdr>
+          <w:left w:val="single" w:color="CEB684" w:sz="18"/>
+        </w:pBdr>
+        <w:shd w:fill="F4F1EA" w:val="clear"/>
+        <w:spacing w:after="160" w:before="120"/>
+        <w:ind w:left="200"/>
+      </w:pPr>
+      <w:r>
+        <w:rPr>
+          <w:rFonts w:ascii="Calibri" w:cs="Calibri" w:eastAsia="Calibri" w:hAnsi="Calibri"/>
+          <w:i/>
+          <w:iCs/>
+          <w:color w:val="092B49"/>
+          <w:sz w:val="20"/>
+          <w:szCs w:val="20"/>
+        </w:rPr>
+        <w:t xml:space="preserve">And the question every client eventually asks: where did this number come from. An account shows its balance, the date it is good as at, and a link to the statement behind it. Upload the next statement and the figure is read for an adviser to confirm, then filed as a dated entry beside the last one. A figure with no statement behind it says so.</w:t>
       </w:r>
     </w:p>
     <w:p>
@@ -7613,7 +7954,7 @@
           <w:sz w:val="20"/>
           <w:szCs w:val="20"/>
         </w:rPr>
-        <w:t xml:space="preserve">Portfolio statements and cash flow line items are not yet linked to source documents the way properties and valuables are.</w:t>
+        <w:t xml:space="preserve">Cash flow line items are not yet linked to source documents the way properties, valuables and portfolio accounts are.</w:t>
       </w:r>
     </w:p>
     <w:p>

--- a/TitanOS_Capability_Overview.docx
+++ b/TitanOS_Capability_Overview.docx
@@ -4,41 +4,61 @@
   <w:body>
     <w:p>
       <w:pPr>
-        <w:spacing w:after="20"/>
+        <w:spacing w:after="40"/>
         <w:jc w:val="center"/>
       </w:pPr>
       <w:r>
-        <w:rPr>
-          <w:rFonts w:ascii="Arial Black" w:cs="Arial Black" w:eastAsia="Arial Black" w:hAnsi="Arial Black"/>
-          <w:b/>
-          <w:bCs/>
-          <w:color w:val="092B49"/>
-          <w:sz w:val="56"/>
-          <w:szCs w:val="56"/>
-        </w:rPr>
-        <w:t xml:space="preserve">TITAN</w:t>
-      </w:r>
-      <w:r>
-        <w:rPr>
-          <w:rFonts w:ascii="Arial Black" w:cs="Arial Black" w:eastAsia="Arial Black" w:hAnsi="Arial Black"/>
-          <w:b/>
-          <w:bCs/>
-          <w:color w:val="CEB684"/>
-          <w:sz w:val="56"/>
-          <w:szCs w:val="56"/>
-        </w:rPr>
-        <w:t xml:space="preserve">OS</w:t>
+        <w:drawing>
+          <wp:inline distT="0" distB="0" distL="0" distR="0">
+            <wp:extent cx="1257300" cy="238125"/>
+            <wp:effectExtent t="0" r="0" b="0" l="0"/>
+            <wp:docPr id="1" name="TitanOS" descr="TitanOS logo" title="TitanOS"/>
+            <wp:cNvGraphicFramePr>
+              <a:graphicFrameLocks xmlns:a="http://schemas.openxmlformats.org/drawingml/2006/main" noChangeAspect="1"/>
+            </wp:cNvGraphicFramePr>
+            <a:graphic xmlns:a="http://schemas.openxmlformats.org/drawingml/2006/main">
+              <a:graphicData uri="http://schemas.openxmlformats.org/drawingml/2006/picture">
+                <pic:pic xmlns:pic="http://schemas.openxmlformats.org/drawingml/2006/picture">
+                  <pic:nvPicPr>
+                    <pic:cNvPr id="0" name="" descr=""/>
+                    <pic:cNvPicPr>
+                      <a:picLocks noChangeAspect="1" noChangeArrowheads="1"/>
+                    </pic:cNvPicPr>
+                  </pic:nvPicPr>
+                  <pic:blipFill>
+                    <a:blip r:embed="rId7" cstate="none"/>
+                    <a:srcRect/>
+                    <a:stretch>
+                      <a:fillRect/>
+                    </a:stretch>
+                  </pic:blipFill>
+                  <pic:spPr bwMode="auto">
+                    <a:xfrm>
+                      <a:off x="0" y="0"/>
+                      <a:ext cx="1257300" cy="238125"/>
+                    </a:xfrm>
+                    <a:prstGeom prst="rect">
+                      <a:avLst/>
+                    </a:prstGeom>
+                  </pic:spPr>
+                </pic:pic>
+              </a:graphicData>
+            </a:graphic>
+          </wp:inline>
+        </w:drawing>
       </w:r>
     </w:p>
     <w:p>
       <w:pPr>
-        <w:spacing w:after="80"/>
+        <w:spacing w:after="90"/>
         <w:jc w:val="center"/>
       </w:pPr>
       <w:r>
         <w:rPr>
           <w:rFonts w:ascii="Calibri" w:cs="Calibri" w:eastAsia="Calibri" w:hAnsi="Calibri"/>
-          <w:color w:val="5A6E84"/>
+          <w:b/>
+          <w:bCs/>
+          <w:color w:val="CEB684"/>
           <w:sz w:val="15"/>
           <w:szCs w:val="15"/>
         </w:rPr>
